--- a/HFLMS_Technical_Design_Document.docx
+++ b/HFLMS_Technical_Design_Document.docx
@@ -5,30 +5,48 @@
     <w:p>
       <w:pPr>
         <w:spacing w:before="1560" w:after="260"/>
+        <w:rPr>
+          <w:rFonts w:asciiTheme="majorHAnsi" w:hAnsiTheme="majorHAnsi" w:cstheme="majorHAnsi"/>
+          <w:sz w:val="23"/>
+          <w:szCs w:val="23"/>
+        </w:rPr>
       </w:pPr>
       <w:r>
         <w:rPr>
+          <w:rFonts w:asciiTheme="majorHAnsi" w:hAnsiTheme="majorHAnsi" w:cstheme="majorHAnsi"/>
           <w:b/>
           <w:color w:val="1769AA"/>
-          <w:sz w:val="24"/>
+          <w:sz w:val="23"/>
+          <w:szCs w:val="23"/>
         </w:rPr>
         <w:t>TECHNICAL DESIGN DOCUMENT</w:t>
       </w:r>
     </w:p>
     <w:p>
+      <w:pPr>
+        <w:rPr>
+          <w:rFonts w:asciiTheme="majorHAnsi" w:hAnsiTheme="majorHAnsi" w:cstheme="majorHAnsi"/>
+          <w:sz w:val="23"/>
+          <w:szCs w:val="23"/>
+        </w:rPr>
+      </w:pPr>
       <w:r>
         <w:rPr>
+          <w:rFonts w:asciiTheme="majorHAnsi" w:hAnsiTheme="majorHAnsi" w:cstheme="majorHAnsi"/>
           <w:b/>
           <w:color w:val="17365D"/>
-          <w:sz w:val="60"/>
+          <w:sz w:val="23"/>
+          <w:szCs w:val="23"/>
         </w:rPr>
         <w:t>HFLMS Load Balancing</w:t>
       </w:r>
       <w:r>
         <w:rPr>
+          <w:rFonts w:asciiTheme="majorHAnsi" w:hAnsiTheme="majorHAnsi" w:cstheme="majorHAnsi"/>
           <w:b/>
           <w:color w:val="17365D"/>
-          <w:sz w:val="60"/>
+          <w:sz w:val="23"/>
+          <w:szCs w:val="23"/>
         </w:rPr>
         <w:br/>
         <w:t>&amp; Hosting Architecture</w:t>
@@ -37,11 +55,18 @@
     <w:p>
       <w:pPr>
         <w:spacing w:after="520"/>
+        <w:rPr>
+          <w:rFonts w:asciiTheme="majorHAnsi" w:hAnsiTheme="majorHAnsi" w:cstheme="majorHAnsi"/>
+          <w:sz w:val="23"/>
+          <w:szCs w:val="23"/>
+        </w:rPr>
       </w:pPr>
       <w:r>
         <w:rPr>
+          <w:rFonts w:asciiTheme="majorHAnsi" w:hAnsiTheme="majorHAnsi" w:cstheme="majorHAnsi"/>
           <w:color w:val="5E6C84"/>
-          <w:sz w:val="26"/>
+          <w:sz w:val="23"/>
+          <w:szCs w:val="23"/>
         </w:rPr>
         <w:t>Current issue, current deployment, and proposed hosting scale-out options</w:t>
       </w:r>
@@ -67,7 +92,19 @@
             <w:shd w:val="clear" w:color="auto" w:fill="1769AA"/>
           </w:tcPr>
           <w:p>
+            <w:pPr>
+              <w:rPr>
+                <w:rFonts w:asciiTheme="majorHAnsi" w:hAnsiTheme="majorHAnsi" w:cstheme="majorHAnsi"/>
+                <w:sz w:val="23"/>
+                <w:szCs w:val="23"/>
+              </w:rPr>
+            </w:pPr>
             <w:r>
+              <w:rPr>
+                <w:rFonts w:asciiTheme="majorHAnsi" w:hAnsiTheme="majorHAnsi" w:cstheme="majorHAnsi"/>
+                <w:sz w:val="23"/>
+                <w:szCs w:val="23"/>
+              </w:rPr>
               <w:t xml:space="preserve"> </w:t>
             </w:r>
           </w:p>
@@ -100,10 +137,20 @@
             </w:tcMar>
           </w:tcPr>
           <w:p>
+            <w:pPr>
+              <w:rPr>
+                <w:rFonts w:asciiTheme="majorHAnsi" w:hAnsiTheme="majorHAnsi" w:cstheme="majorHAnsi"/>
+                <w:sz w:val="23"/>
+                <w:szCs w:val="23"/>
+              </w:rPr>
+            </w:pPr>
             <w:r>
               <w:rPr>
+                <w:rFonts w:asciiTheme="majorHAnsi" w:hAnsiTheme="majorHAnsi" w:cstheme="majorHAnsi"/>
                 <w:b/>
                 <w:color w:val="17365D"/>
+                <w:sz w:val="23"/>
+                <w:szCs w:val="23"/>
               </w:rPr>
               <w:t>System</w:t>
             </w:r>
@@ -120,7 +167,19 @@
             </w:tcMar>
           </w:tcPr>
           <w:p>
+            <w:pPr>
+              <w:rPr>
+                <w:rFonts w:asciiTheme="majorHAnsi" w:hAnsiTheme="majorHAnsi" w:cstheme="majorHAnsi"/>
+                <w:sz w:val="23"/>
+                <w:szCs w:val="23"/>
+              </w:rPr>
+            </w:pPr>
             <w:r>
+              <w:rPr>
+                <w:rFonts w:asciiTheme="majorHAnsi" w:hAnsiTheme="majorHAnsi" w:cstheme="majorHAnsi"/>
+                <w:sz w:val="23"/>
+                <w:szCs w:val="23"/>
+              </w:rPr>
               <w:t>HFLMS</w:t>
             </w:r>
           </w:p>
@@ -153,10 +212,20 @@
             </w:tcMar>
           </w:tcPr>
           <w:p>
+            <w:pPr>
+              <w:rPr>
+                <w:rFonts w:asciiTheme="majorHAnsi" w:hAnsiTheme="majorHAnsi" w:cstheme="majorHAnsi"/>
+                <w:sz w:val="23"/>
+                <w:szCs w:val="23"/>
+              </w:rPr>
+            </w:pPr>
             <w:r>
               <w:rPr>
+                <w:rFonts w:asciiTheme="majorHAnsi" w:hAnsiTheme="majorHAnsi" w:cstheme="majorHAnsi"/>
                 <w:b/>
                 <w:color w:val="17365D"/>
+                <w:sz w:val="23"/>
+                <w:szCs w:val="23"/>
               </w:rPr>
               <w:t>Document type</w:t>
             </w:r>
@@ -173,7 +242,19 @@
             </w:tcMar>
           </w:tcPr>
           <w:p>
+            <w:pPr>
+              <w:rPr>
+                <w:rFonts w:asciiTheme="majorHAnsi" w:hAnsiTheme="majorHAnsi" w:cstheme="majorHAnsi"/>
+                <w:sz w:val="23"/>
+                <w:szCs w:val="23"/>
+              </w:rPr>
+            </w:pPr>
             <w:r>
+              <w:rPr>
+                <w:rFonts w:asciiTheme="majorHAnsi" w:hAnsiTheme="majorHAnsi" w:cstheme="majorHAnsi"/>
+                <w:sz w:val="23"/>
+                <w:szCs w:val="23"/>
+              </w:rPr>
               <w:t>Technical Design Document</w:t>
             </w:r>
           </w:p>
@@ -206,10 +287,20 @@
             </w:tcMar>
           </w:tcPr>
           <w:p>
+            <w:pPr>
+              <w:rPr>
+                <w:rFonts w:asciiTheme="majorHAnsi" w:hAnsiTheme="majorHAnsi" w:cstheme="majorHAnsi"/>
+                <w:sz w:val="23"/>
+                <w:szCs w:val="23"/>
+              </w:rPr>
+            </w:pPr>
             <w:r>
               <w:rPr>
+                <w:rFonts w:asciiTheme="majorHAnsi" w:hAnsiTheme="majorHAnsi" w:cstheme="majorHAnsi"/>
                 <w:b/>
                 <w:color w:val="17365D"/>
+                <w:sz w:val="23"/>
+                <w:szCs w:val="23"/>
               </w:rPr>
               <w:t>Version</w:t>
             </w:r>
@@ -226,7 +317,19 @@
             </w:tcMar>
           </w:tcPr>
           <w:p>
+            <w:pPr>
+              <w:rPr>
+                <w:rFonts w:asciiTheme="majorHAnsi" w:hAnsiTheme="majorHAnsi" w:cstheme="majorHAnsi"/>
+                <w:sz w:val="23"/>
+                <w:szCs w:val="23"/>
+              </w:rPr>
+            </w:pPr>
             <w:r>
+              <w:rPr>
+                <w:rFonts w:asciiTheme="majorHAnsi" w:hAnsiTheme="majorHAnsi" w:cstheme="majorHAnsi"/>
+                <w:sz w:val="23"/>
+                <w:szCs w:val="23"/>
+              </w:rPr>
               <w:t>1.0</w:t>
             </w:r>
           </w:p>
@@ -259,10 +362,20 @@
             </w:tcMar>
           </w:tcPr>
           <w:p>
+            <w:pPr>
+              <w:rPr>
+                <w:rFonts w:asciiTheme="majorHAnsi" w:hAnsiTheme="majorHAnsi" w:cstheme="majorHAnsi"/>
+                <w:sz w:val="23"/>
+                <w:szCs w:val="23"/>
+              </w:rPr>
+            </w:pPr>
             <w:r>
               <w:rPr>
+                <w:rFonts w:asciiTheme="majorHAnsi" w:hAnsiTheme="majorHAnsi" w:cstheme="majorHAnsi"/>
                 <w:b/>
                 <w:color w:val="17365D"/>
+                <w:sz w:val="23"/>
+                <w:szCs w:val="23"/>
               </w:rPr>
               <w:t>Date</w:t>
             </w:r>
@@ -279,7 +392,19 @@
             </w:tcMar>
           </w:tcPr>
           <w:p>
+            <w:pPr>
+              <w:rPr>
+                <w:rFonts w:asciiTheme="majorHAnsi" w:hAnsiTheme="majorHAnsi" w:cstheme="majorHAnsi"/>
+                <w:sz w:val="23"/>
+                <w:szCs w:val="23"/>
+              </w:rPr>
+            </w:pPr>
             <w:r>
+              <w:rPr>
+                <w:rFonts w:asciiTheme="majorHAnsi" w:hAnsiTheme="majorHAnsi" w:cstheme="majorHAnsi"/>
+                <w:sz w:val="23"/>
+                <w:szCs w:val="23"/>
+              </w:rPr>
               <w:t>22 October 2026</w:t>
             </w:r>
           </w:p>
@@ -312,10 +437,20 @@
             </w:tcMar>
           </w:tcPr>
           <w:p>
+            <w:pPr>
+              <w:rPr>
+                <w:rFonts w:asciiTheme="majorHAnsi" w:hAnsiTheme="majorHAnsi" w:cstheme="majorHAnsi"/>
+                <w:sz w:val="23"/>
+                <w:szCs w:val="23"/>
+              </w:rPr>
+            </w:pPr>
             <w:r>
               <w:rPr>
+                <w:rFonts w:asciiTheme="majorHAnsi" w:hAnsiTheme="majorHAnsi" w:cstheme="majorHAnsi"/>
                 <w:b/>
                 <w:color w:val="17365D"/>
+                <w:sz w:val="23"/>
+                <w:szCs w:val="23"/>
               </w:rPr>
               <w:t>Status</w:t>
             </w:r>
@@ -332,7 +467,19 @@
             </w:tcMar>
           </w:tcPr>
           <w:p>
+            <w:pPr>
+              <w:rPr>
+                <w:rFonts w:asciiTheme="majorHAnsi" w:hAnsiTheme="majorHAnsi" w:cstheme="majorHAnsi"/>
+                <w:sz w:val="23"/>
+                <w:szCs w:val="23"/>
+              </w:rPr>
+            </w:pPr>
             <w:r>
+              <w:rPr>
+                <w:rFonts w:asciiTheme="majorHAnsi" w:hAnsiTheme="majorHAnsi" w:cstheme="majorHAnsi"/>
+                <w:sz w:val="23"/>
+                <w:szCs w:val="23"/>
+              </w:rPr>
               <w:t>Proposed options for review</w:t>
             </w:r>
           </w:p>
@@ -342,25 +489,54 @@
     <w:p>
       <w:pPr>
         <w:spacing w:before="1440"/>
+        <w:rPr>
+          <w:rFonts w:asciiTheme="majorHAnsi" w:hAnsiTheme="majorHAnsi" w:cstheme="majorHAnsi"/>
+          <w:sz w:val="23"/>
+          <w:szCs w:val="23"/>
+        </w:rPr>
       </w:pPr>
       <w:r>
         <w:rPr>
+          <w:rFonts w:asciiTheme="majorHAnsi" w:hAnsiTheme="majorHAnsi" w:cstheme="majorHAnsi"/>
           <w:color w:val="5E6C84"/>
-          <w:sz w:val="18"/>
+          <w:sz w:val="23"/>
+          <w:szCs w:val="23"/>
         </w:rPr>
         <w:t>Prepared from the supplied Confluence HTML macro and server inventory.</w:t>
       </w:r>
     </w:p>
     <w:p>
+      <w:pPr>
+        <w:rPr>
+          <w:rFonts w:asciiTheme="majorHAnsi" w:hAnsiTheme="majorHAnsi" w:cstheme="majorHAnsi"/>
+          <w:sz w:val="23"/>
+          <w:szCs w:val="23"/>
+        </w:rPr>
+      </w:pPr>
       <w:r>
+        <w:rPr>
+          <w:rFonts w:asciiTheme="majorHAnsi" w:hAnsiTheme="majorHAnsi" w:cstheme="majorHAnsi"/>
+          <w:sz w:val="23"/>
+          <w:szCs w:val="23"/>
+        </w:rPr>
         <w:br w:type="page"/>
       </w:r>
     </w:p>
     <w:p>
       <w:pPr>
         <w:pStyle w:val="Heading1"/>
+        <w:rPr>
+          <w:rFonts w:cstheme="majorHAnsi"/>
+          <w:sz w:val="23"/>
+          <w:szCs w:val="23"/>
+        </w:rPr>
       </w:pPr>
       <w:r>
+        <w:rPr>
+          <w:rFonts w:cstheme="majorHAnsi"/>
+          <w:sz w:val="23"/>
+          <w:szCs w:val="23"/>
+        </w:rPr>
         <w:lastRenderedPageBreak/>
         <w:t>Contents / Index</w:t>
       </w:r>
@@ -368,8 +544,18 @@
     <w:p>
       <w:pPr>
         <w:spacing w:after="140" w:line="259" w:lineRule="auto"/>
+        <w:rPr>
+          <w:rFonts w:asciiTheme="majorHAnsi" w:hAnsiTheme="majorHAnsi" w:cstheme="majorHAnsi"/>
+          <w:sz w:val="23"/>
+          <w:szCs w:val="23"/>
+        </w:rPr>
       </w:pPr>
       <w:r>
+        <w:rPr>
+          <w:rFonts w:asciiTheme="majorHAnsi" w:hAnsiTheme="majorHAnsi" w:cstheme="majorHAnsi"/>
+          <w:sz w:val="23"/>
+          <w:szCs w:val="23"/>
+        </w:rPr>
         <w:t>Select a section title to jump to that part of the document.</w:t>
       </w:r>
     </w:p>
@@ -406,11 +592,19 @@
           <w:p>
             <w:pPr>
               <w:jc w:val="center"/>
+              <w:rPr>
+                <w:rFonts w:asciiTheme="majorHAnsi" w:hAnsiTheme="majorHAnsi" w:cstheme="majorHAnsi"/>
+                <w:sz w:val="23"/>
+                <w:szCs w:val="23"/>
+              </w:rPr>
             </w:pPr>
             <w:r>
               <w:rPr>
+                <w:rFonts w:asciiTheme="majorHAnsi" w:hAnsiTheme="majorHAnsi" w:cstheme="majorHAnsi"/>
                 <w:b/>
                 <w:color w:val="1769AA"/>
+                <w:sz w:val="23"/>
+                <w:szCs w:val="23"/>
               </w:rPr>
               <w:t>01</w:t>
             </w:r>
@@ -427,10 +621,20 @@
             </w:tcMar>
           </w:tcPr>
           <w:p>
+            <w:pPr>
+              <w:rPr>
+                <w:rFonts w:asciiTheme="majorHAnsi" w:hAnsiTheme="majorHAnsi" w:cstheme="majorHAnsi"/>
+                <w:sz w:val="23"/>
+                <w:szCs w:val="23"/>
+              </w:rPr>
+            </w:pPr>
             <w:hyperlink w:anchor="section_1">
               <w:r>
                 <w:rPr>
+                  <w:rFonts w:asciiTheme="majorHAnsi" w:hAnsiTheme="majorHAnsi" w:cstheme="majorHAnsi"/>
                   <w:color w:val="1769AA"/>
+                  <w:sz w:val="23"/>
+                  <w:szCs w:val="23"/>
                   <w:u w:val="single"/>
                 </w:rPr>
                 <w:t>Purpose and scope</w:t>
@@ -454,11 +658,19 @@
           <w:p>
             <w:pPr>
               <w:jc w:val="center"/>
+              <w:rPr>
+                <w:rFonts w:asciiTheme="majorHAnsi" w:hAnsiTheme="majorHAnsi" w:cstheme="majorHAnsi"/>
+                <w:sz w:val="23"/>
+                <w:szCs w:val="23"/>
+              </w:rPr>
             </w:pPr>
             <w:r>
               <w:rPr>
+                <w:rFonts w:asciiTheme="majorHAnsi" w:hAnsiTheme="majorHAnsi" w:cstheme="majorHAnsi"/>
                 <w:b/>
                 <w:color w:val="1769AA"/>
+                <w:sz w:val="23"/>
+                <w:szCs w:val="23"/>
               </w:rPr>
               <w:t>02</w:t>
             </w:r>
@@ -475,10 +687,20 @@
             </w:tcMar>
           </w:tcPr>
           <w:p>
+            <w:pPr>
+              <w:rPr>
+                <w:rFonts w:asciiTheme="majorHAnsi" w:hAnsiTheme="majorHAnsi" w:cstheme="majorHAnsi"/>
+                <w:sz w:val="23"/>
+                <w:szCs w:val="23"/>
+              </w:rPr>
+            </w:pPr>
             <w:hyperlink w:anchor="section_2">
               <w:r>
                 <w:rPr>
+                  <w:rFonts w:asciiTheme="majorHAnsi" w:hAnsiTheme="majorHAnsi" w:cstheme="majorHAnsi"/>
                   <w:color w:val="1769AA"/>
+                  <w:sz w:val="23"/>
+                  <w:szCs w:val="23"/>
                   <w:u w:val="single"/>
                 </w:rPr>
                 <w:t>Current issue and findings</w:t>
@@ -502,11 +724,19 @@
           <w:p>
             <w:pPr>
               <w:jc w:val="center"/>
+              <w:rPr>
+                <w:rFonts w:asciiTheme="majorHAnsi" w:hAnsiTheme="majorHAnsi" w:cstheme="majorHAnsi"/>
+                <w:sz w:val="23"/>
+                <w:szCs w:val="23"/>
+              </w:rPr>
             </w:pPr>
             <w:r>
               <w:rPr>
+                <w:rFonts w:asciiTheme="majorHAnsi" w:hAnsiTheme="majorHAnsi" w:cstheme="majorHAnsi"/>
                 <w:b/>
                 <w:color w:val="1769AA"/>
+                <w:sz w:val="23"/>
+                <w:szCs w:val="23"/>
               </w:rPr>
               <w:t>03</w:t>
             </w:r>
@@ -523,10 +753,20 @@
             </w:tcMar>
           </w:tcPr>
           <w:p>
+            <w:pPr>
+              <w:rPr>
+                <w:rFonts w:asciiTheme="majorHAnsi" w:hAnsiTheme="majorHAnsi" w:cstheme="majorHAnsi"/>
+                <w:sz w:val="23"/>
+                <w:szCs w:val="23"/>
+              </w:rPr>
+            </w:pPr>
             <w:hyperlink w:anchor="section_3">
               <w:r>
                 <w:rPr>
+                  <w:rFonts w:asciiTheme="majorHAnsi" w:hAnsiTheme="majorHAnsi" w:cstheme="majorHAnsi"/>
                   <w:color w:val="1769AA"/>
+                  <w:sz w:val="23"/>
+                  <w:szCs w:val="23"/>
                   <w:u w:val="single"/>
                 </w:rPr>
                 <w:t>Current architecture</w:t>
@@ -550,11 +790,19 @@
           <w:p>
             <w:pPr>
               <w:jc w:val="center"/>
+              <w:rPr>
+                <w:rFonts w:asciiTheme="majorHAnsi" w:hAnsiTheme="majorHAnsi" w:cstheme="majorHAnsi"/>
+                <w:sz w:val="23"/>
+                <w:szCs w:val="23"/>
+              </w:rPr>
             </w:pPr>
             <w:r>
               <w:rPr>
+                <w:rFonts w:asciiTheme="majorHAnsi" w:hAnsiTheme="majorHAnsi" w:cstheme="majorHAnsi"/>
                 <w:b/>
                 <w:color w:val="1769AA"/>
+                <w:sz w:val="23"/>
+                <w:szCs w:val="23"/>
               </w:rPr>
               <w:t>04</w:t>
             </w:r>
@@ -571,10 +819,20 @@
             </w:tcMar>
           </w:tcPr>
           <w:p>
+            <w:pPr>
+              <w:rPr>
+                <w:rFonts w:asciiTheme="majorHAnsi" w:hAnsiTheme="majorHAnsi" w:cstheme="majorHAnsi"/>
+                <w:sz w:val="23"/>
+                <w:szCs w:val="23"/>
+              </w:rPr>
+            </w:pPr>
             <w:hyperlink w:anchor="section_4">
               <w:r>
                 <w:rPr>
+                  <w:rFonts w:asciiTheme="majorHAnsi" w:hAnsiTheme="majorHAnsi" w:cstheme="majorHAnsi"/>
                   <w:color w:val="1769AA"/>
+                  <w:sz w:val="23"/>
+                  <w:szCs w:val="23"/>
                   <w:u w:val="single"/>
                 </w:rPr>
                 <w:t>Proposed architecture - Option 1: four hostings</w:t>
@@ -598,11 +856,19 @@
           <w:p>
             <w:pPr>
               <w:jc w:val="center"/>
+              <w:rPr>
+                <w:rFonts w:asciiTheme="majorHAnsi" w:hAnsiTheme="majorHAnsi" w:cstheme="majorHAnsi"/>
+                <w:sz w:val="23"/>
+                <w:szCs w:val="23"/>
+              </w:rPr>
             </w:pPr>
             <w:r>
               <w:rPr>
+                <w:rFonts w:asciiTheme="majorHAnsi" w:hAnsiTheme="majorHAnsi" w:cstheme="majorHAnsi"/>
                 <w:b/>
                 <w:color w:val="1769AA"/>
+                <w:sz w:val="23"/>
+                <w:szCs w:val="23"/>
               </w:rPr>
               <w:t>05</w:t>
             </w:r>
@@ -619,10 +885,20 @@
             </w:tcMar>
           </w:tcPr>
           <w:p>
+            <w:pPr>
+              <w:rPr>
+                <w:rFonts w:asciiTheme="majorHAnsi" w:hAnsiTheme="majorHAnsi" w:cstheme="majorHAnsi"/>
+                <w:sz w:val="23"/>
+                <w:szCs w:val="23"/>
+              </w:rPr>
+            </w:pPr>
             <w:hyperlink w:anchor="section_5">
               <w:r>
                 <w:rPr>
+                  <w:rFonts w:asciiTheme="majorHAnsi" w:hAnsiTheme="majorHAnsi" w:cstheme="majorHAnsi"/>
                   <w:color w:val="1769AA"/>
+                  <w:sz w:val="23"/>
+                  <w:szCs w:val="23"/>
                   <w:u w:val="single"/>
                 </w:rPr>
                 <w:t>Proposed architecture - Option 2: six hostings using the SMS host</w:t>
@@ -646,11 +922,19 @@
           <w:p>
             <w:pPr>
               <w:jc w:val="center"/>
+              <w:rPr>
+                <w:rFonts w:asciiTheme="majorHAnsi" w:hAnsiTheme="majorHAnsi" w:cstheme="majorHAnsi"/>
+                <w:sz w:val="23"/>
+                <w:szCs w:val="23"/>
+              </w:rPr>
             </w:pPr>
             <w:r>
               <w:rPr>
+                <w:rFonts w:asciiTheme="majorHAnsi" w:hAnsiTheme="majorHAnsi" w:cstheme="majorHAnsi"/>
                 <w:b/>
                 <w:color w:val="1769AA"/>
+                <w:sz w:val="23"/>
+                <w:szCs w:val="23"/>
               </w:rPr>
               <w:t>06</w:t>
             </w:r>
@@ -667,10 +951,20 @@
             </w:tcMar>
           </w:tcPr>
           <w:p>
+            <w:pPr>
+              <w:rPr>
+                <w:rFonts w:asciiTheme="majorHAnsi" w:hAnsiTheme="majorHAnsi" w:cstheme="majorHAnsi"/>
+                <w:sz w:val="23"/>
+                <w:szCs w:val="23"/>
+              </w:rPr>
+            </w:pPr>
             <w:hyperlink w:anchor="section_6">
               <w:r>
                 <w:rPr>
+                  <w:rFonts w:asciiTheme="majorHAnsi" w:hAnsiTheme="majorHAnsi" w:cstheme="majorHAnsi"/>
                   <w:color w:val="1769AA"/>
+                  <w:sz w:val="23"/>
+                  <w:szCs w:val="23"/>
                   <w:u w:val="single"/>
                 </w:rPr>
                 <w:t>Option comparison</w:t>
@@ -694,11 +988,19 @@
           <w:p>
             <w:pPr>
               <w:jc w:val="center"/>
+              <w:rPr>
+                <w:rFonts w:asciiTheme="majorHAnsi" w:hAnsiTheme="majorHAnsi" w:cstheme="majorHAnsi"/>
+                <w:sz w:val="23"/>
+                <w:szCs w:val="23"/>
+              </w:rPr>
             </w:pPr>
             <w:r>
               <w:rPr>
+                <w:rFonts w:asciiTheme="majorHAnsi" w:hAnsiTheme="majorHAnsi" w:cstheme="majorHAnsi"/>
                 <w:b/>
                 <w:color w:val="1769AA"/>
+                <w:sz w:val="23"/>
+                <w:szCs w:val="23"/>
               </w:rPr>
               <w:t>07</w:t>
             </w:r>
@@ -715,13 +1017,23 @@
             </w:tcMar>
           </w:tcPr>
           <w:p>
+            <w:pPr>
+              <w:rPr>
+                <w:rFonts w:asciiTheme="majorHAnsi" w:hAnsiTheme="majorHAnsi" w:cstheme="majorHAnsi"/>
+                <w:sz w:val="23"/>
+                <w:szCs w:val="23"/>
+              </w:rPr>
+            </w:pPr>
             <w:hyperlink w:anchor="section_7">
               <w:r>
                 <w:rPr>
+                  <w:rFonts w:asciiTheme="majorHAnsi" w:hAnsiTheme="majorHAnsi" w:cstheme="majorHAnsi"/>
                   <w:color w:val="1769AA"/>
+                  <w:sz w:val="23"/>
+                  <w:szCs w:val="23"/>
                   <w:u w:val="single"/>
                 </w:rPr>
-                <w:t>Deployment and validation considerations</w:t>
+                <w:t>Note</w:t>
               </w:r>
             </w:hyperlink>
           </w:p>
@@ -742,11 +1054,19 @@
           <w:p>
             <w:pPr>
               <w:jc w:val="center"/>
+              <w:rPr>
+                <w:rFonts w:asciiTheme="majorHAnsi" w:hAnsiTheme="majorHAnsi" w:cstheme="majorHAnsi"/>
+                <w:sz w:val="23"/>
+                <w:szCs w:val="23"/>
+              </w:rPr>
             </w:pPr>
             <w:r>
               <w:rPr>
+                <w:rFonts w:asciiTheme="majorHAnsi" w:hAnsiTheme="majorHAnsi" w:cstheme="majorHAnsi"/>
                 <w:b/>
                 <w:color w:val="1769AA"/>
+                <w:sz w:val="23"/>
+                <w:szCs w:val="23"/>
               </w:rPr>
               <w:t>08</w:t>
             </w:r>
@@ -763,10 +1083,20 @@
             </w:tcMar>
           </w:tcPr>
           <w:p>
+            <w:pPr>
+              <w:rPr>
+                <w:rFonts w:asciiTheme="majorHAnsi" w:hAnsiTheme="majorHAnsi" w:cstheme="majorHAnsi"/>
+                <w:sz w:val="23"/>
+                <w:szCs w:val="23"/>
+              </w:rPr>
+            </w:pPr>
             <w:hyperlink w:anchor="section_8">
               <w:r>
                 <w:rPr>
+                  <w:rFonts w:asciiTheme="majorHAnsi" w:hAnsiTheme="majorHAnsi" w:cstheme="majorHAnsi"/>
                   <w:color w:val="1769AA"/>
+                  <w:sz w:val="23"/>
+                  <w:szCs w:val="23"/>
                   <w:u w:val="single"/>
                 </w:rPr>
                 <w:t>Assumptions and constraints</w:t>
@@ -807,15 +1137,28 @@
           <w:p>
             <w:pPr>
               <w:spacing w:after="0"/>
+              <w:rPr>
+                <w:rFonts w:asciiTheme="majorHAnsi" w:hAnsiTheme="majorHAnsi" w:cstheme="majorHAnsi"/>
+                <w:sz w:val="23"/>
+                <w:szCs w:val="23"/>
+              </w:rPr>
             </w:pPr>
             <w:r>
               <w:rPr>
+                <w:rFonts w:asciiTheme="majorHAnsi" w:hAnsiTheme="majorHAnsi" w:cstheme="majorHAnsi"/>
                 <w:b/>
                 <w:color w:val="1769AA"/>
+                <w:sz w:val="23"/>
+                <w:szCs w:val="23"/>
               </w:rPr>
               <w:t xml:space="preserve">Navigation: </w:t>
             </w:r>
             <w:r>
+              <w:rPr>
+                <w:rFonts w:asciiTheme="majorHAnsi" w:hAnsiTheme="majorHAnsi" w:cstheme="majorHAnsi"/>
+                <w:sz w:val="23"/>
+                <w:szCs w:val="23"/>
+              </w:rPr>
               <w:t>Index entries are internal links. Page numbers are provided in the footer.</w:t>
             </w:r>
           </w:p>
@@ -825,19 +1168,46 @@
     <w:p>
       <w:pPr>
         <w:spacing w:after="20"/>
+        <w:rPr>
+          <w:rFonts w:asciiTheme="majorHAnsi" w:hAnsiTheme="majorHAnsi" w:cstheme="majorHAnsi"/>
+          <w:sz w:val="23"/>
+          <w:szCs w:val="23"/>
+        </w:rPr>
       </w:pPr>
     </w:p>
     <w:p>
+      <w:pPr>
+        <w:rPr>
+          <w:rFonts w:asciiTheme="majorHAnsi" w:hAnsiTheme="majorHAnsi" w:cstheme="majorHAnsi"/>
+          <w:sz w:val="23"/>
+          <w:szCs w:val="23"/>
+        </w:rPr>
+      </w:pPr>
       <w:r>
+        <w:rPr>
+          <w:rFonts w:asciiTheme="majorHAnsi" w:hAnsiTheme="majorHAnsi" w:cstheme="majorHAnsi"/>
+          <w:sz w:val="23"/>
+          <w:szCs w:val="23"/>
+        </w:rPr>
         <w:br w:type="page"/>
       </w:r>
     </w:p>
     <w:p>
       <w:pPr>
         <w:pStyle w:val="Heading1"/>
+        <w:rPr>
+          <w:rFonts w:cstheme="majorHAnsi"/>
+          <w:sz w:val="23"/>
+          <w:szCs w:val="23"/>
+        </w:rPr>
       </w:pPr>
       <w:bookmarkStart w:id="0" w:name="section_1"/>
       <w:r>
+        <w:rPr>
+          <w:rFonts w:cstheme="majorHAnsi"/>
+          <w:sz w:val="23"/>
+          <w:szCs w:val="23"/>
+        </w:rPr>
         <w:lastRenderedPageBreak/>
         <w:t>1. Purpose and scope</w:t>
       </w:r>
@@ -846,16 +1216,36 @@
     <w:p>
       <w:pPr>
         <w:spacing w:after="140" w:line="259" w:lineRule="auto"/>
+        <w:rPr>
+          <w:rFonts w:asciiTheme="majorHAnsi" w:hAnsiTheme="majorHAnsi" w:cstheme="majorHAnsi"/>
+          <w:sz w:val="23"/>
+          <w:szCs w:val="23"/>
+        </w:rPr>
       </w:pPr>
       <w:r>
+        <w:rPr>
+          <w:rFonts w:asciiTheme="majorHAnsi" w:hAnsiTheme="majorHAnsi" w:cstheme="majorHAnsi"/>
+          <w:sz w:val="23"/>
+          <w:szCs w:val="23"/>
+        </w:rPr>
         <w:t>This document describes the reported HFLMS load-balancing issue, records the supplied current server topology, and presents two hosting-distribution options. It is intended to support technical review and option selection.</w:t>
       </w:r>
     </w:p>
     <w:p>
       <w:pPr>
         <w:spacing w:after="140" w:line="259" w:lineRule="auto"/>
+        <w:rPr>
+          <w:rFonts w:asciiTheme="majorHAnsi" w:hAnsiTheme="majorHAnsi" w:cstheme="majorHAnsi"/>
+          <w:sz w:val="23"/>
+          <w:szCs w:val="23"/>
+        </w:rPr>
       </w:pPr>
       <w:r>
+        <w:rPr>
+          <w:rFonts w:asciiTheme="majorHAnsi" w:hAnsiTheme="majorHAnsi" w:cstheme="majorHAnsi"/>
+          <w:sz w:val="23"/>
+          <w:szCs w:val="23"/>
+        </w:rPr>
         <w:t>The proposals increase the number and distribution of IIS hosting instances. They do not establish that Citrix can use HTTP 503 response codes as a health-check or routing criterion, and they do not claim a confirmed root cause for the interruptions.</w:t>
       </w:r>
     </w:p>
@@ -893,12 +1283,19 @@
           <w:p>
             <w:pPr>
               <w:spacing w:after="20"/>
+              <w:rPr>
+                <w:rFonts w:asciiTheme="majorHAnsi" w:hAnsiTheme="majorHAnsi" w:cstheme="majorHAnsi"/>
+                <w:sz w:val="23"/>
+                <w:szCs w:val="23"/>
+              </w:rPr>
             </w:pPr>
             <w:r>
               <w:rPr>
+                <w:rFonts w:asciiTheme="majorHAnsi" w:hAnsiTheme="majorHAnsi" w:cstheme="majorHAnsi"/>
                 <w:b/>
                 <w:color w:val="FFFFFF"/>
-                <w:sz w:val="18"/>
+                <w:sz w:val="23"/>
+                <w:szCs w:val="23"/>
               </w:rPr>
               <w:t>In scope</w:t>
             </w:r>
@@ -919,12 +1316,19 @@
           <w:p>
             <w:pPr>
               <w:spacing w:after="20"/>
+              <w:rPr>
+                <w:rFonts w:asciiTheme="majorHAnsi" w:hAnsiTheme="majorHAnsi" w:cstheme="majorHAnsi"/>
+                <w:sz w:val="23"/>
+                <w:szCs w:val="23"/>
+              </w:rPr>
             </w:pPr>
             <w:r>
               <w:rPr>
+                <w:rFonts w:asciiTheme="majorHAnsi" w:hAnsiTheme="majorHAnsi" w:cstheme="majorHAnsi"/>
                 <w:b/>
                 <w:color w:val="FFFFFF"/>
-                <w:sz w:val="18"/>
+                <w:sz w:val="23"/>
+                <w:szCs w:val="23"/>
               </w:rPr>
               <w:t>Not defined by the supplied information</w:t>
             </w:r>
@@ -946,10 +1350,17 @@
           <w:p>
             <w:pPr>
               <w:spacing w:after="20"/>
+              <w:rPr>
+                <w:rFonts w:asciiTheme="majorHAnsi" w:hAnsiTheme="majorHAnsi" w:cstheme="majorHAnsi"/>
+                <w:sz w:val="23"/>
+                <w:szCs w:val="23"/>
+              </w:rPr>
             </w:pPr>
             <w:r>
               <w:rPr>
-                <w:sz w:val="18"/>
+                <w:rFonts w:asciiTheme="majorHAnsi" w:hAnsiTheme="majorHAnsi" w:cstheme="majorHAnsi"/>
+                <w:sz w:val="23"/>
+                <w:szCs w:val="23"/>
               </w:rPr>
               <w:t>Current issue and observed findings</w:t>
             </w:r>
@@ -969,10 +1380,17 @@
           <w:p>
             <w:pPr>
               <w:spacing w:after="20"/>
+              <w:rPr>
+                <w:rFonts w:asciiTheme="majorHAnsi" w:hAnsiTheme="majorHAnsi" w:cstheme="majorHAnsi"/>
+                <w:sz w:val="23"/>
+                <w:szCs w:val="23"/>
+              </w:rPr>
             </w:pPr>
             <w:r>
               <w:rPr>
-                <w:sz w:val="18"/>
+                <w:rFonts w:asciiTheme="majorHAnsi" w:hAnsiTheme="majorHAnsi" w:cstheme="majorHAnsi"/>
+                <w:sz w:val="23"/>
+                <w:szCs w:val="23"/>
               </w:rPr>
               <w:t>A confirmed root cause for the HTTP 503 responses</w:t>
             </w:r>
@@ -995,10 +1413,17 @@
           <w:p>
             <w:pPr>
               <w:spacing w:after="20"/>
+              <w:rPr>
+                <w:rFonts w:asciiTheme="majorHAnsi" w:hAnsiTheme="majorHAnsi" w:cstheme="majorHAnsi"/>
+                <w:sz w:val="23"/>
+                <w:szCs w:val="23"/>
+              </w:rPr>
             </w:pPr>
             <w:r>
               <w:rPr>
-                <w:sz w:val="18"/>
+                <w:rFonts w:asciiTheme="majorHAnsi" w:hAnsiTheme="majorHAnsi" w:cstheme="majorHAnsi"/>
+                <w:sz w:val="23"/>
+                <w:szCs w:val="23"/>
               </w:rPr>
               <w:t>Server names, IP addresses, and current connections</w:t>
             </w:r>
@@ -1019,10 +1444,17 @@
           <w:p>
             <w:pPr>
               <w:spacing w:after="20"/>
+              <w:rPr>
+                <w:rFonts w:asciiTheme="majorHAnsi" w:hAnsiTheme="majorHAnsi" w:cstheme="majorHAnsi"/>
+                <w:sz w:val="23"/>
+                <w:szCs w:val="23"/>
+              </w:rPr>
             </w:pPr>
             <w:r>
               <w:rPr>
-                <w:sz w:val="18"/>
+                <w:rFonts w:asciiTheme="majorHAnsi" w:hAnsiTheme="majorHAnsi" w:cstheme="majorHAnsi"/>
+                <w:sz w:val="23"/>
+                <w:szCs w:val="23"/>
               </w:rPr>
               <w:t>Detailed Citrix monitor configuration or change commands</w:t>
             </w:r>
@@ -1044,10 +1476,17 @@
           <w:p>
             <w:pPr>
               <w:spacing w:after="20"/>
+              <w:rPr>
+                <w:rFonts w:asciiTheme="majorHAnsi" w:hAnsiTheme="majorHAnsi" w:cstheme="majorHAnsi"/>
+                <w:sz w:val="23"/>
+                <w:szCs w:val="23"/>
+              </w:rPr>
             </w:pPr>
             <w:r>
               <w:rPr>
-                <w:sz w:val="18"/>
+                <w:rFonts w:asciiTheme="majorHAnsi" w:hAnsiTheme="majorHAnsi" w:cstheme="majorHAnsi"/>
+                <w:sz w:val="23"/>
+                <w:szCs w:val="23"/>
               </w:rPr>
               <w:t>Two hosting scale-out alternatives</w:t>
             </w:r>
@@ -1067,10 +1506,17 @@
           <w:p>
             <w:pPr>
               <w:spacing w:after="20"/>
+              <w:rPr>
+                <w:rFonts w:asciiTheme="majorHAnsi" w:hAnsiTheme="majorHAnsi" w:cstheme="majorHAnsi"/>
+                <w:sz w:val="23"/>
+                <w:szCs w:val="23"/>
+              </w:rPr>
             </w:pPr>
             <w:r>
               <w:rPr>
-                <w:sz w:val="18"/>
+                <w:rFonts w:asciiTheme="majorHAnsi" w:hAnsiTheme="majorHAnsi" w:cstheme="majorHAnsi"/>
+                <w:sz w:val="23"/>
+                <w:szCs w:val="23"/>
               </w:rPr>
               <w:t>Capacity sizing, licensing, or application performance results</w:t>
             </w:r>
@@ -1081,14 +1527,29 @@
     <w:p>
       <w:pPr>
         <w:spacing w:after="20"/>
+        <w:rPr>
+          <w:rFonts w:asciiTheme="majorHAnsi" w:hAnsiTheme="majorHAnsi" w:cstheme="majorHAnsi"/>
+          <w:sz w:val="23"/>
+          <w:szCs w:val="23"/>
+        </w:rPr>
       </w:pPr>
     </w:p>
     <w:p>
       <w:pPr>
         <w:pStyle w:val="Heading1"/>
+        <w:rPr>
+          <w:rFonts w:cstheme="majorHAnsi"/>
+          <w:sz w:val="23"/>
+          <w:szCs w:val="23"/>
+        </w:rPr>
       </w:pPr>
       <w:bookmarkStart w:id="1" w:name="section_2"/>
       <w:r>
+        <w:rPr>
+          <w:rFonts w:cstheme="majorHAnsi"/>
+          <w:sz w:val="23"/>
+          <w:szCs w:val="23"/>
+        </w:rPr>
         <w:t>2. Current issue and findings</w:t>
       </w:r>
       <w:bookmarkEnd w:id="1"/>
@@ -1096,8 +1557,18 @@
     <w:p>
       <w:pPr>
         <w:spacing w:after="140" w:line="259" w:lineRule="auto"/>
+        <w:rPr>
+          <w:rFonts w:asciiTheme="majorHAnsi" w:hAnsiTheme="majorHAnsi" w:cstheme="majorHAnsi"/>
+          <w:sz w:val="23"/>
+          <w:szCs w:val="23"/>
+        </w:rPr>
       </w:pPr>
       <w:r>
+        <w:rPr>
+          <w:rFonts w:asciiTheme="majorHAnsi" w:hAnsiTheme="majorHAnsi" w:cstheme="majorHAnsi"/>
+          <w:sz w:val="23"/>
+          <w:szCs w:val="23"/>
+        </w:rPr>
         <w:t>HFLMS is behind a Citrix load balancer. When an application request receives HTTP 503 Service Unavailable, the request is not being routed away from the unhealthy application server. The reported Citrix limitation is that the available configuration cannot route based on the application response code.</w:t>
       </w:r>
     </w:p>
@@ -1136,12 +1607,19 @@
           <w:p>
             <w:pPr>
               <w:spacing w:after="20"/>
+              <w:rPr>
+                <w:rFonts w:asciiTheme="majorHAnsi" w:hAnsiTheme="majorHAnsi" w:cstheme="majorHAnsi"/>
+                <w:sz w:val="23"/>
+                <w:szCs w:val="23"/>
+              </w:rPr>
             </w:pPr>
             <w:r>
               <w:rPr>
+                <w:rFonts w:asciiTheme="majorHAnsi" w:hAnsiTheme="majorHAnsi" w:cstheme="majorHAnsi"/>
                 <w:b/>
                 <w:color w:val="FFFFFF"/>
-                <w:sz w:val="18"/>
+                <w:sz w:val="23"/>
+                <w:szCs w:val="23"/>
               </w:rPr>
               <w:t>Incident</w:t>
             </w:r>
@@ -1162,12 +1640,19 @@
           <w:p>
             <w:pPr>
               <w:spacing w:after="20"/>
+              <w:rPr>
+                <w:rFonts w:asciiTheme="majorHAnsi" w:hAnsiTheme="majorHAnsi" w:cstheme="majorHAnsi"/>
+                <w:sz w:val="23"/>
+                <w:szCs w:val="23"/>
+              </w:rPr>
             </w:pPr>
             <w:r>
               <w:rPr>
+                <w:rFonts w:asciiTheme="majorHAnsi" w:hAnsiTheme="majorHAnsi" w:cstheme="majorHAnsi"/>
                 <w:b/>
                 <w:color w:val="FFFFFF"/>
-                <w:sz w:val="18"/>
+                <w:sz w:val="23"/>
+                <w:szCs w:val="23"/>
               </w:rPr>
               <w:t>Observed duration</w:t>
             </w:r>
@@ -1188,12 +1673,19 @@
           <w:p>
             <w:pPr>
               <w:spacing w:after="20"/>
+              <w:rPr>
+                <w:rFonts w:asciiTheme="majorHAnsi" w:hAnsiTheme="majorHAnsi" w:cstheme="majorHAnsi"/>
+                <w:sz w:val="23"/>
+                <w:szCs w:val="23"/>
+              </w:rPr>
             </w:pPr>
             <w:r>
               <w:rPr>
+                <w:rFonts w:asciiTheme="majorHAnsi" w:hAnsiTheme="majorHAnsi" w:cstheme="majorHAnsi"/>
                 <w:b/>
                 <w:color w:val="FFFFFF"/>
-                <w:sz w:val="18"/>
+                <w:sz w:val="23"/>
+                <w:szCs w:val="23"/>
               </w:rPr>
               <w:t>Operational note</w:t>
             </w:r>
@@ -1215,10 +1707,17 @@
           <w:p>
             <w:pPr>
               <w:spacing w:after="20"/>
+              <w:rPr>
+                <w:rFonts w:asciiTheme="majorHAnsi" w:hAnsiTheme="majorHAnsi" w:cstheme="majorHAnsi"/>
+                <w:sz w:val="23"/>
+                <w:szCs w:val="23"/>
+              </w:rPr>
             </w:pPr>
             <w:r>
               <w:rPr>
-                <w:sz w:val="18"/>
+                <w:rFonts w:asciiTheme="majorHAnsi" w:hAnsiTheme="majorHAnsi" w:cstheme="majorHAnsi"/>
+                <w:sz w:val="23"/>
+                <w:szCs w:val="23"/>
               </w:rPr>
               <w:t>First interruption</w:t>
             </w:r>
@@ -1238,10 +1737,17 @@
           <w:p>
             <w:pPr>
               <w:spacing w:after="20"/>
+              <w:rPr>
+                <w:rFonts w:asciiTheme="majorHAnsi" w:hAnsiTheme="majorHAnsi" w:cstheme="majorHAnsi"/>
+                <w:sz w:val="23"/>
+                <w:szCs w:val="23"/>
+              </w:rPr>
             </w:pPr>
             <w:r>
               <w:rPr>
-                <w:sz w:val="18"/>
+                <w:rFonts w:asciiTheme="majorHAnsi" w:hAnsiTheme="majorHAnsi" w:cstheme="majorHAnsi"/>
+                <w:sz w:val="23"/>
+                <w:szCs w:val="23"/>
               </w:rPr>
               <w:t>8 minutes</w:t>
             </w:r>
@@ -1261,10 +1767,17 @@
           <w:p>
             <w:pPr>
               <w:spacing w:after="20"/>
+              <w:rPr>
+                <w:rFonts w:asciiTheme="majorHAnsi" w:hAnsiTheme="majorHAnsi" w:cstheme="majorHAnsi"/>
+                <w:sz w:val="23"/>
+                <w:szCs w:val="23"/>
+              </w:rPr>
             </w:pPr>
             <w:r>
               <w:rPr>
-                <w:sz w:val="18"/>
+                <w:rFonts w:asciiTheme="majorHAnsi" w:hAnsiTheme="majorHAnsi" w:cstheme="majorHAnsi"/>
+                <w:sz w:val="23"/>
+                <w:szCs w:val="23"/>
               </w:rPr>
               <w:t>A forced IIS restart was required.</w:t>
             </w:r>
@@ -1287,10 +1800,17 @@
           <w:p>
             <w:pPr>
               <w:spacing w:after="20"/>
+              <w:rPr>
+                <w:rFonts w:asciiTheme="majorHAnsi" w:hAnsiTheme="majorHAnsi" w:cstheme="majorHAnsi"/>
+                <w:sz w:val="23"/>
+                <w:szCs w:val="23"/>
+              </w:rPr>
             </w:pPr>
             <w:r>
               <w:rPr>
-                <w:sz w:val="18"/>
+                <w:rFonts w:asciiTheme="majorHAnsi" w:hAnsiTheme="majorHAnsi" w:cstheme="majorHAnsi"/>
+                <w:sz w:val="23"/>
+                <w:szCs w:val="23"/>
               </w:rPr>
               <w:t>Second interruption</w:t>
             </w:r>
@@ -1311,10 +1831,17 @@
           <w:p>
             <w:pPr>
               <w:spacing w:after="20"/>
+              <w:rPr>
+                <w:rFonts w:asciiTheme="majorHAnsi" w:hAnsiTheme="majorHAnsi" w:cstheme="majorHAnsi"/>
+                <w:sz w:val="23"/>
+                <w:szCs w:val="23"/>
+              </w:rPr>
             </w:pPr>
             <w:r>
               <w:rPr>
-                <w:sz w:val="18"/>
+                <w:rFonts w:asciiTheme="majorHAnsi" w:hAnsiTheme="majorHAnsi" w:cstheme="majorHAnsi"/>
+                <w:sz w:val="23"/>
+                <w:szCs w:val="23"/>
               </w:rPr>
               <w:t>2 minutes</w:t>
             </w:r>
@@ -1335,10 +1862,17 @@
           <w:p>
             <w:pPr>
               <w:spacing w:after="20"/>
+              <w:rPr>
+                <w:rFonts w:asciiTheme="majorHAnsi" w:hAnsiTheme="majorHAnsi" w:cstheme="majorHAnsi"/>
+                <w:sz w:val="23"/>
+                <w:szCs w:val="23"/>
+              </w:rPr>
             </w:pPr>
             <w:r>
               <w:rPr>
-                <w:sz w:val="18"/>
+                <w:rFonts w:asciiTheme="majorHAnsi" w:hAnsiTheme="majorHAnsi" w:cstheme="majorHAnsi"/>
+                <w:sz w:val="23"/>
+                <w:szCs w:val="23"/>
               </w:rPr>
               <w:t>Service recovered after the reported interruption.</w:t>
             </w:r>
@@ -1349,6 +1883,11 @@
     <w:p>
       <w:pPr>
         <w:spacing w:after="20"/>
+        <w:rPr>
+          <w:rFonts w:asciiTheme="majorHAnsi" w:hAnsiTheme="majorHAnsi" w:cstheme="majorHAnsi"/>
+          <w:sz w:val="23"/>
+          <w:szCs w:val="23"/>
+        </w:rPr>
       </w:pPr>
     </w:p>
     <w:tbl>
@@ -1382,16 +1921,21 @@
           <w:p>
             <w:pPr>
               <w:spacing w:after="0"/>
+              <w:rPr>
+                <w:rFonts w:asciiTheme="majorHAnsi" w:hAnsiTheme="majorHAnsi" w:cstheme="majorHAnsi"/>
+                <w:sz w:val="23"/>
+                <w:szCs w:val="23"/>
+              </w:rPr>
             </w:pPr>
             <w:r>
               <w:rPr>
+                <w:rFonts w:asciiTheme="majorHAnsi" w:hAnsiTheme="majorHAnsi" w:cstheme="majorHAnsi"/>
                 <w:b/>
                 <w:color w:val="1769AA"/>
-              </w:rPr>
-              <w:t xml:space="preserve">Resource finding: </w:t>
-            </w:r>
-            <w:r>
-              <w:t>RAM and worker-process utilization were reported as normal and below their thresholds during the incidents.</w:t>
+                <w:sz w:val="23"/>
+                <w:szCs w:val="23"/>
+              </w:rPr>
+              <w:t>Resource finding: RAM and CPU utilization were reported as normal and below their thresholds during the incidents.</w:t>
             </w:r>
           </w:p>
         </w:tc>
@@ -1400,6 +1944,11 @@
     <w:p>
       <w:pPr>
         <w:spacing w:after="20"/>
+        <w:rPr>
+          <w:rFonts w:asciiTheme="majorHAnsi" w:hAnsiTheme="majorHAnsi" w:cstheme="majorHAnsi"/>
+          <w:sz w:val="23"/>
+          <w:szCs w:val="23"/>
+        </w:rPr>
       </w:pPr>
     </w:p>
     <w:tbl>
@@ -1433,16 +1982,47 @@
           <w:p>
             <w:pPr>
               <w:spacing w:after="0"/>
+              <w:rPr>
+                <w:rFonts w:asciiTheme="majorHAnsi" w:hAnsiTheme="majorHAnsi" w:cstheme="majorHAnsi"/>
+                <w:sz w:val="23"/>
+                <w:szCs w:val="23"/>
+              </w:rPr>
             </w:pPr>
             <w:r>
               <w:rPr>
+                <w:rFonts w:asciiTheme="majorHAnsi" w:hAnsiTheme="majorHAnsi" w:cstheme="majorHAnsi"/>
                 <w:b/>
                 <w:color w:val="9A6700"/>
+                <w:sz w:val="23"/>
+                <w:szCs w:val="23"/>
               </w:rPr>
               <w:t xml:space="preserve">Design constraint: </w:t>
             </w:r>
             <w:r>
-              <w:t>Increasing hosting instances may distribute application capacity differently, but does not change Citrix response-code health-check behavior.</w:t>
+              <w:rPr>
+                <w:rFonts w:asciiTheme="majorHAnsi" w:hAnsiTheme="majorHAnsi" w:cstheme="majorHAnsi"/>
+                <w:sz w:val="23"/>
+                <w:szCs w:val="23"/>
+              </w:rPr>
+              <w:t xml:space="preserve">Increasing hosting instances may distribute application capacity </w:t>
+            </w:r>
+            <w:proofErr w:type="gramStart"/>
+            <w:r>
+              <w:rPr>
+                <w:rFonts w:asciiTheme="majorHAnsi" w:hAnsiTheme="majorHAnsi" w:cstheme="majorHAnsi"/>
+                <w:sz w:val="23"/>
+                <w:szCs w:val="23"/>
+              </w:rPr>
+              <w:t>differently, but</w:t>
+            </w:r>
+            <w:proofErr w:type="gramEnd"/>
+            <w:r>
+              <w:rPr>
+                <w:rFonts w:asciiTheme="majorHAnsi" w:hAnsiTheme="majorHAnsi" w:cstheme="majorHAnsi"/>
+                <w:sz w:val="23"/>
+                <w:szCs w:val="23"/>
+              </w:rPr>
+              <w:t xml:space="preserve"> does not change Citrix response-code health-check behavior.</w:t>
             </w:r>
           </w:p>
         </w:tc>
@@ -1451,19 +2031,46 @@
     <w:p>
       <w:pPr>
         <w:spacing w:after="20"/>
+        <w:rPr>
+          <w:rFonts w:asciiTheme="majorHAnsi" w:hAnsiTheme="majorHAnsi" w:cstheme="majorHAnsi"/>
+          <w:sz w:val="23"/>
+          <w:szCs w:val="23"/>
+        </w:rPr>
       </w:pPr>
     </w:p>
     <w:p>
+      <w:pPr>
+        <w:rPr>
+          <w:rFonts w:asciiTheme="majorHAnsi" w:hAnsiTheme="majorHAnsi" w:cstheme="majorHAnsi"/>
+          <w:sz w:val="23"/>
+          <w:szCs w:val="23"/>
+        </w:rPr>
+      </w:pPr>
       <w:r>
+        <w:rPr>
+          <w:rFonts w:asciiTheme="majorHAnsi" w:hAnsiTheme="majorHAnsi" w:cstheme="majorHAnsi"/>
+          <w:sz w:val="23"/>
+          <w:szCs w:val="23"/>
+        </w:rPr>
         <w:br w:type="page"/>
       </w:r>
     </w:p>
     <w:p>
       <w:pPr>
         <w:pStyle w:val="Heading1"/>
+        <w:rPr>
+          <w:rFonts w:cstheme="majorHAnsi"/>
+          <w:sz w:val="23"/>
+          <w:szCs w:val="23"/>
+        </w:rPr>
       </w:pPr>
       <w:bookmarkStart w:id="2" w:name="section_3"/>
       <w:r>
+        <w:rPr>
+          <w:rFonts w:cstheme="majorHAnsi"/>
+          <w:sz w:val="23"/>
+          <w:szCs w:val="23"/>
+        </w:rPr>
         <w:lastRenderedPageBreak/>
         <w:t>3. Current architecture</w:t>
       </w:r>
@@ -1472,8 +2079,18 @@
     <w:p>
       <w:pPr>
         <w:spacing w:after="140" w:line="259" w:lineRule="auto"/>
+        <w:rPr>
+          <w:rFonts w:asciiTheme="majorHAnsi" w:hAnsiTheme="majorHAnsi" w:cstheme="majorHAnsi"/>
+          <w:sz w:val="23"/>
+          <w:szCs w:val="23"/>
+        </w:rPr>
       </w:pPr>
       <w:r>
+        <w:rPr>
+          <w:rFonts w:asciiTheme="majorHAnsi" w:hAnsiTheme="majorHAnsi" w:cstheme="majorHAnsi"/>
+          <w:sz w:val="23"/>
+          <w:szCs w:val="23"/>
+        </w:rPr>
         <w:t>Two IIS application servers provide two existing application hostings on HTTP port 80. The Citrix virtual IP distributes application requests to the IIS tier. Application and notification-role servers connect to the database server.</w:t>
       </w:r>
     </w:p>
@@ -1481,10 +2098,18 @@
       <w:pPr>
         <w:spacing w:after="20"/>
         <w:jc w:val="center"/>
+        <w:rPr>
+          <w:rFonts w:asciiTheme="majorHAnsi" w:hAnsiTheme="majorHAnsi" w:cstheme="majorHAnsi"/>
+          <w:sz w:val="23"/>
+          <w:szCs w:val="23"/>
+        </w:rPr>
       </w:pPr>
       <w:r>
         <w:rPr>
+          <w:rFonts w:asciiTheme="majorHAnsi" w:hAnsiTheme="majorHAnsi" w:cstheme="majorHAnsi"/>
           <w:noProof/>
+          <w:sz w:val="23"/>
+          <w:szCs w:val="23"/>
         </w:rPr>
         <w:drawing>
           <wp:inline distT="0" distB="0" distL="0" distR="0" wp14:anchorId="2CEB075A" wp14:editId="4F85E02F">
@@ -1527,12 +2152,19 @@
       <w:pPr>
         <w:spacing w:after="140"/>
         <w:jc w:val="center"/>
+        <w:rPr>
+          <w:rFonts w:asciiTheme="majorHAnsi" w:hAnsiTheme="majorHAnsi" w:cstheme="majorHAnsi"/>
+          <w:sz w:val="23"/>
+          <w:szCs w:val="23"/>
+        </w:rPr>
       </w:pPr>
       <w:r>
         <w:rPr>
+          <w:rFonts w:asciiTheme="majorHAnsi" w:hAnsiTheme="majorHAnsi" w:cstheme="majorHAnsi"/>
           <w:i/>
           <w:color w:val="5E6C84"/>
-          <w:sz w:val="17"/>
+          <w:sz w:val="23"/>
+          <w:szCs w:val="23"/>
         </w:rPr>
         <w:t>Figure 1. Current HFLMS logical deployment and supplied server inventory.</w:t>
       </w:r>
@@ -1572,12 +2204,19 @@
           <w:p>
             <w:pPr>
               <w:spacing w:after="20"/>
+              <w:rPr>
+                <w:rFonts w:asciiTheme="majorHAnsi" w:hAnsiTheme="majorHAnsi" w:cstheme="majorHAnsi"/>
+                <w:sz w:val="23"/>
+                <w:szCs w:val="23"/>
+              </w:rPr>
             </w:pPr>
             <w:r>
               <w:rPr>
+                <w:rFonts w:asciiTheme="majorHAnsi" w:hAnsiTheme="majorHAnsi" w:cstheme="majorHAnsi"/>
                 <w:b/>
                 <w:color w:val="FFFFFF"/>
-                <w:sz w:val="18"/>
+                <w:sz w:val="23"/>
+                <w:szCs w:val="23"/>
               </w:rPr>
               <w:t>Role</w:t>
             </w:r>
@@ -1598,12 +2237,19 @@
           <w:p>
             <w:pPr>
               <w:spacing w:after="20"/>
+              <w:rPr>
+                <w:rFonts w:asciiTheme="majorHAnsi" w:hAnsiTheme="majorHAnsi" w:cstheme="majorHAnsi"/>
+                <w:sz w:val="23"/>
+                <w:szCs w:val="23"/>
+              </w:rPr>
             </w:pPr>
             <w:r>
               <w:rPr>
+                <w:rFonts w:asciiTheme="majorHAnsi" w:hAnsiTheme="majorHAnsi" w:cstheme="majorHAnsi"/>
                 <w:b/>
                 <w:color w:val="FFFFFF"/>
-                <w:sz w:val="18"/>
+                <w:sz w:val="23"/>
+                <w:szCs w:val="23"/>
               </w:rPr>
               <w:t>Hostname</w:t>
             </w:r>
@@ -1624,12 +2270,19 @@
           <w:p>
             <w:pPr>
               <w:spacing w:after="20"/>
+              <w:rPr>
+                <w:rFonts w:asciiTheme="majorHAnsi" w:hAnsiTheme="majorHAnsi" w:cstheme="majorHAnsi"/>
+                <w:sz w:val="23"/>
+                <w:szCs w:val="23"/>
+              </w:rPr>
             </w:pPr>
             <w:r>
               <w:rPr>
+                <w:rFonts w:asciiTheme="majorHAnsi" w:hAnsiTheme="majorHAnsi" w:cstheme="majorHAnsi"/>
                 <w:b/>
                 <w:color w:val="FFFFFF"/>
-                <w:sz w:val="18"/>
+                <w:sz w:val="23"/>
+                <w:szCs w:val="23"/>
               </w:rPr>
               <w:t>IP address / endpoint</w:t>
             </w:r>
@@ -1651,10 +2304,17 @@
           <w:p>
             <w:pPr>
               <w:spacing w:after="20"/>
+              <w:rPr>
+                <w:rFonts w:asciiTheme="majorHAnsi" w:hAnsiTheme="majorHAnsi" w:cstheme="majorHAnsi"/>
+                <w:sz w:val="23"/>
+                <w:szCs w:val="23"/>
+              </w:rPr>
             </w:pPr>
             <w:r>
               <w:rPr>
-                <w:sz w:val="18"/>
+                <w:rFonts w:asciiTheme="majorHAnsi" w:hAnsiTheme="majorHAnsi" w:cstheme="majorHAnsi"/>
+                <w:sz w:val="23"/>
+                <w:szCs w:val="23"/>
               </w:rPr>
               <w:t>Citrix Load Balancer</w:t>
             </w:r>
@@ -1674,10 +2334,17 @@
           <w:p>
             <w:pPr>
               <w:spacing w:after="20"/>
+              <w:rPr>
+                <w:rFonts w:asciiTheme="majorHAnsi" w:hAnsiTheme="majorHAnsi" w:cstheme="majorHAnsi"/>
+                <w:sz w:val="23"/>
+                <w:szCs w:val="23"/>
+              </w:rPr>
             </w:pPr>
             <w:r>
               <w:rPr>
-                <w:sz w:val="18"/>
+                <w:rFonts w:asciiTheme="majorHAnsi" w:hAnsiTheme="majorHAnsi" w:cstheme="majorHAnsi"/>
+                <w:sz w:val="23"/>
+                <w:szCs w:val="23"/>
               </w:rPr>
               <w:t>VIP</w:t>
             </w:r>
@@ -1697,10 +2364,17 @@
           <w:p>
             <w:pPr>
               <w:spacing w:after="20"/>
+              <w:rPr>
+                <w:rFonts w:asciiTheme="majorHAnsi" w:hAnsiTheme="majorHAnsi" w:cstheme="majorHAnsi"/>
+                <w:sz w:val="23"/>
+                <w:szCs w:val="23"/>
+              </w:rPr>
             </w:pPr>
             <w:r>
               <w:rPr>
-                <w:sz w:val="18"/>
+                <w:rFonts w:asciiTheme="majorHAnsi" w:hAnsiTheme="majorHAnsi" w:cstheme="majorHAnsi"/>
+                <w:sz w:val="23"/>
+                <w:szCs w:val="23"/>
               </w:rPr>
               <w:t>10.224.2.111</w:t>
             </w:r>
@@ -1723,10 +2397,17 @@
           <w:p>
             <w:pPr>
               <w:spacing w:after="20"/>
+              <w:rPr>
+                <w:rFonts w:asciiTheme="majorHAnsi" w:hAnsiTheme="majorHAnsi" w:cstheme="majorHAnsi"/>
+                <w:sz w:val="23"/>
+                <w:szCs w:val="23"/>
+              </w:rPr>
             </w:pPr>
             <w:r>
               <w:rPr>
-                <w:sz w:val="18"/>
+                <w:rFonts w:asciiTheme="majorHAnsi" w:hAnsiTheme="majorHAnsi" w:cstheme="majorHAnsi"/>
+                <w:sz w:val="23"/>
+                <w:szCs w:val="23"/>
               </w:rPr>
               <w:t>App Server 1 - IIS, hosting :80</w:t>
             </w:r>
@@ -1747,10 +2428,17 @@
           <w:p>
             <w:pPr>
               <w:spacing w:after="20"/>
+              <w:rPr>
+                <w:rFonts w:asciiTheme="majorHAnsi" w:hAnsiTheme="majorHAnsi" w:cstheme="majorHAnsi"/>
+                <w:sz w:val="23"/>
+                <w:szCs w:val="23"/>
+              </w:rPr>
             </w:pPr>
             <w:r>
               <w:rPr>
-                <w:sz w:val="18"/>
+                <w:rFonts w:asciiTheme="majorHAnsi" w:hAnsiTheme="majorHAnsi" w:cstheme="majorHAnsi"/>
+                <w:sz w:val="23"/>
+                <w:szCs w:val="23"/>
               </w:rPr>
               <w:t>dxb01-vwp-lmsa1</w:t>
             </w:r>
@@ -1771,10 +2459,17 @@
           <w:p>
             <w:pPr>
               <w:spacing w:after="20"/>
+              <w:rPr>
+                <w:rFonts w:asciiTheme="majorHAnsi" w:hAnsiTheme="majorHAnsi" w:cstheme="majorHAnsi"/>
+                <w:sz w:val="23"/>
+                <w:szCs w:val="23"/>
+              </w:rPr>
             </w:pPr>
             <w:r>
               <w:rPr>
-                <w:sz w:val="18"/>
+                <w:rFonts w:asciiTheme="majorHAnsi" w:hAnsiTheme="majorHAnsi" w:cstheme="majorHAnsi"/>
+                <w:sz w:val="23"/>
+                <w:szCs w:val="23"/>
               </w:rPr>
               <w:t>10.224.2.131</w:t>
             </w:r>
@@ -1796,10 +2491,17 @@
           <w:p>
             <w:pPr>
               <w:spacing w:after="20"/>
+              <w:rPr>
+                <w:rFonts w:asciiTheme="majorHAnsi" w:hAnsiTheme="majorHAnsi" w:cstheme="majorHAnsi"/>
+                <w:sz w:val="23"/>
+                <w:szCs w:val="23"/>
+              </w:rPr>
             </w:pPr>
             <w:r>
               <w:rPr>
-                <w:sz w:val="18"/>
+                <w:rFonts w:asciiTheme="majorHAnsi" w:hAnsiTheme="majorHAnsi" w:cstheme="majorHAnsi"/>
+                <w:sz w:val="23"/>
+                <w:szCs w:val="23"/>
               </w:rPr>
               <w:t>App Server 2 - IIS, hosting :80</w:t>
             </w:r>
@@ -1819,10 +2521,17 @@
           <w:p>
             <w:pPr>
               <w:spacing w:after="20"/>
+              <w:rPr>
+                <w:rFonts w:asciiTheme="majorHAnsi" w:hAnsiTheme="majorHAnsi" w:cstheme="majorHAnsi"/>
+                <w:sz w:val="23"/>
+                <w:szCs w:val="23"/>
+              </w:rPr>
             </w:pPr>
             <w:r>
               <w:rPr>
-                <w:sz w:val="18"/>
+                <w:rFonts w:asciiTheme="majorHAnsi" w:hAnsiTheme="majorHAnsi" w:cstheme="majorHAnsi"/>
+                <w:sz w:val="23"/>
+                <w:szCs w:val="23"/>
               </w:rPr>
               <w:t>dxb01-vwp-lmsa2</w:t>
             </w:r>
@@ -1842,10 +2551,17 @@
           <w:p>
             <w:pPr>
               <w:spacing w:after="20"/>
+              <w:rPr>
+                <w:rFonts w:asciiTheme="majorHAnsi" w:hAnsiTheme="majorHAnsi" w:cstheme="majorHAnsi"/>
+                <w:sz w:val="23"/>
+                <w:szCs w:val="23"/>
+              </w:rPr>
             </w:pPr>
             <w:r>
               <w:rPr>
-                <w:sz w:val="18"/>
+                <w:rFonts w:asciiTheme="majorHAnsi" w:hAnsiTheme="majorHAnsi" w:cstheme="majorHAnsi"/>
+                <w:sz w:val="23"/>
+                <w:szCs w:val="23"/>
               </w:rPr>
               <w:t>10.224.2.132</w:t>
             </w:r>
@@ -1868,10 +2584,17 @@
           <w:p>
             <w:pPr>
               <w:spacing w:after="20"/>
+              <w:rPr>
+                <w:rFonts w:asciiTheme="majorHAnsi" w:hAnsiTheme="majorHAnsi" w:cstheme="majorHAnsi"/>
+                <w:sz w:val="23"/>
+                <w:szCs w:val="23"/>
+              </w:rPr>
             </w:pPr>
             <w:r>
               <w:rPr>
-                <w:sz w:val="18"/>
+                <w:rFonts w:asciiTheme="majorHAnsi" w:hAnsiTheme="majorHAnsi" w:cstheme="majorHAnsi"/>
+                <w:sz w:val="23"/>
+                <w:szCs w:val="23"/>
               </w:rPr>
               <w:t>Notification Server 2</w:t>
             </w:r>
@@ -1892,10 +2615,17 @@
           <w:p>
             <w:pPr>
               <w:spacing w:after="20"/>
+              <w:rPr>
+                <w:rFonts w:asciiTheme="majorHAnsi" w:hAnsiTheme="majorHAnsi" w:cstheme="majorHAnsi"/>
+                <w:sz w:val="23"/>
+                <w:szCs w:val="23"/>
+              </w:rPr>
             </w:pPr>
             <w:r>
               <w:rPr>
-                <w:sz w:val="18"/>
+                <w:rFonts w:asciiTheme="majorHAnsi" w:hAnsiTheme="majorHAnsi" w:cstheme="majorHAnsi"/>
+                <w:sz w:val="23"/>
+                <w:szCs w:val="23"/>
               </w:rPr>
               <w:t>DXB01-VWP-TESA1</w:t>
             </w:r>
@@ -1916,10 +2646,17 @@
           <w:p>
             <w:pPr>
               <w:spacing w:after="20"/>
+              <w:rPr>
+                <w:rFonts w:asciiTheme="majorHAnsi" w:hAnsiTheme="majorHAnsi" w:cstheme="majorHAnsi"/>
+                <w:sz w:val="23"/>
+                <w:szCs w:val="23"/>
+              </w:rPr>
             </w:pPr>
             <w:r>
               <w:rPr>
-                <w:sz w:val="18"/>
+                <w:rFonts w:asciiTheme="majorHAnsi" w:hAnsiTheme="majorHAnsi" w:cstheme="majorHAnsi"/>
+                <w:sz w:val="23"/>
+                <w:szCs w:val="23"/>
               </w:rPr>
               <w:t>10.224.1.112</w:t>
             </w:r>
@@ -1941,10 +2678,17 @@
           <w:p>
             <w:pPr>
               <w:spacing w:after="20"/>
+              <w:rPr>
+                <w:rFonts w:asciiTheme="majorHAnsi" w:hAnsiTheme="majorHAnsi" w:cstheme="majorHAnsi"/>
+                <w:sz w:val="23"/>
+                <w:szCs w:val="23"/>
+              </w:rPr>
             </w:pPr>
             <w:r>
               <w:rPr>
-                <w:sz w:val="18"/>
+                <w:rFonts w:asciiTheme="majorHAnsi" w:hAnsiTheme="majorHAnsi" w:cstheme="majorHAnsi"/>
+                <w:sz w:val="23"/>
+                <w:szCs w:val="23"/>
               </w:rPr>
               <w:t>Notification Server 3</w:t>
             </w:r>
@@ -1964,10 +2708,17 @@
           <w:p>
             <w:pPr>
               <w:spacing w:after="20"/>
+              <w:rPr>
+                <w:rFonts w:asciiTheme="majorHAnsi" w:hAnsiTheme="majorHAnsi" w:cstheme="majorHAnsi"/>
+                <w:sz w:val="23"/>
+                <w:szCs w:val="23"/>
+              </w:rPr>
             </w:pPr>
             <w:r>
               <w:rPr>
-                <w:sz w:val="18"/>
+                <w:rFonts w:asciiTheme="majorHAnsi" w:hAnsiTheme="majorHAnsi" w:cstheme="majorHAnsi"/>
+                <w:sz w:val="23"/>
+                <w:szCs w:val="23"/>
               </w:rPr>
               <w:t>DXB01-VWP-TOFA1</w:t>
             </w:r>
@@ -1987,10 +2738,17 @@
           <w:p>
             <w:pPr>
               <w:spacing w:after="20"/>
+              <w:rPr>
+                <w:rFonts w:asciiTheme="majorHAnsi" w:hAnsiTheme="majorHAnsi" w:cstheme="majorHAnsi"/>
+                <w:sz w:val="23"/>
+                <w:szCs w:val="23"/>
+              </w:rPr>
             </w:pPr>
             <w:r>
               <w:rPr>
-                <w:sz w:val="18"/>
+                <w:rFonts w:asciiTheme="majorHAnsi" w:hAnsiTheme="majorHAnsi" w:cstheme="majorHAnsi"/>
+                <w:sz w:val="23"/>
+                <w:szCs w:val="23"/>
               </w:rPr>
               <w:t>10.224.1.113</w:t>
             </w:r>
@@ -2013,10 +2771,17 @@
           <w:p>
             <w:pPr>
               <w:spacing w:after="20"/>
+              <w:rPr>
+                <w:rFonts w:asciiTheme="majorHAnsi" w:hAnsiTheme="majorHAnsi" w:cstheme="majorHAnsi"/>
+                <w:sz w:val="23"/>
+                <w:szCs w:val="23"/>
+              </w:rPr>
             </w:pPr>
             <w:r>
               <w:rPr>
-                <w:sz w:val="18"/>
+                <w:rFonts w:asciiTheme="majorHAnsi" w:hAnsiTheme="majorHAnsi" w:cstheme="majorHAnsi"/>
+                <w:sz w:val="23"/>
+                <w:szCs w:val="23"/>
               </w:rPr>
               <w:t>SMS Server (Notification Server)</w:t>
             </w:r>
@@ -2037,10 +2802,17 @@
           <w:p>
             <w:pPr>
               <w:spacing w:after="20"/>
+              <w:rPr>
+                <w:rFonts w:asciiTheme="majorHAnsi" w:hAnsiTheme="majorHAnsi" w:cstheme="majorHAnsi"/>
+                <w:sz w:val="23"/>
+                <w:szCs w:val="23"/>
+              </w:rPr>
             </w:pPr>
             <w:r>
               <w:rPr>
-                <w:sz w:val="18"/>
+                <w:rFonts w:asciiTheme="majorHAnsi" w:hAnsiTheme="majorHAnsi" w:cstheme="majorHAnsi"/>
+                <w:sz w:val="23"/>
+                <w:szCs w:val="23"/>
               </w:rPr>
               <w:t>dxb01-vwp-tsma1</w:t>
             </w:r>
@@ -2061,10 +2833,17 @@
           <w:p>
             <w:pPr>
               <w:spacing w:after="20"/>
+              <w:rPr>
+                <w:rFonts w:asciiTheme="majorHAnsi" w:hAnsiTheme="majorHAnsi" w:cstheme="majorHAnsi"/>
+                <w:sz w:val="23"/>
+                <w:szCs w:val="23"/>
+              </w:rPr>
             </w:pPr>
             <w:r>
               <w:rPr>
-                <w:sz w:val="18"/>
+                <w:rFonts w:asciiTheme="majorHAnsi" w:hAnsiTheme="majorHAnsi" w:cstheme="majorHAnsi"/>
+                <w:sz w:val="23"/>
+                <w:szCs w:val="23"/>
               </w:rPr>
               <w:t>10.224.1.111</w:t>
             </w:r>
@@ -2086,10 +2865,17 @@
           <w:p>
             <w:pPr>
               <w:spacing w:after="20"/>
+              <w:rPr>
+                <w:rFonts w:asciiTheme="majorHAnsi" w:hAnsiTheme="majorHAnsi" w:cstheme="majorHAnsi"/>
+                <w:sz w:val="23"/>
+                <w:szCs w:val="23"/>
+              </w:rPr>
             </w:pPr>
             <w:r>
               <w:rPr>
-                <w:sz w:val="18"/>
+                <w:rFonts w:asciiTheme="majorHAnsi" w:hAnsiTheme="majorHAnsi" w:cstheme="majorHAnsi"/>
+                <w:sz w:val="23"/>
+                <w:szCs w:val="23"/>
               </w:rPr>
               <w:t>DB Server</w:t>
             </w:r>
@@ -2109,10 +2895,17 @@
           <w:p>
             <w:pPr>
               <w:spacing w:after="20"/>
+              <w:rPr>
+                <w:rFonts w:asciiTheme="majorHAnsi" w:hAnsiTheme="majorHAnsi" w:cstheme="majorHAnsi"/>
+                <w:sz w:val="23"/>
+                <w:szCs w:val="23"/>
+              </w:rPr>
             </w:pPr>
             <w:r>
               <w:rPr>
-                <w:sz w:val="18"/>
+                <w:rFonts w:asciiTheme="majorHAnsi" w:hAnsiTheme="majorHAnsi" w:cstheme="majorHAnsi"/>
+                <w:sz w:val="23"/>
+                <w:szCs w:val="23"/>
               </w:rPr>
               <w:t>Hostname not supplied</w:t>
             </w:r>
@@ -2132,10 +2925,17 @@
           <w:p>
             <w:pPr>
               <w:spacing w:after="20"/>
+              <w:rPr>
+                <w:rFonts w:asciiTheme="majorHAnsi" w:hAnsiTheme="majorHAnsi" w:cstheme="majorHAnsi"/>
+                <w:sz w:val="23"/>
+                <w:szCs w:val="23"/>
+              </w:rPr>
             </w:pPr>
             <w:r>
               <w:rPr>
-                <w:sz w:val="18"/>
+                <w:rFonts w:asciiTheme="majorHAnsi" w:hAnsiTheme="majorHAnsi" w:cstheme="majorHAnsi"/>
+                <w:sz w:val="23"/>
+                <w:szCs w:val="23"/>
               </w:rPr>
               <w:t>10.224.2.110</w:t>
             </w:r>
@@ -2146,19 +2946,47 @@
     <w:p>
       <w:pPr>
         <w:spacing w:after="20"/>
+        <w:rPr>
+          <w:rFonts w:asciiTheme="majorHAnsi" w:hAnsiTheme="majorHAnsi" w:cstheme="majorHAnsi"/>
+          <w:sz w:val="23"/>
+          <w:szCs w:val="23"/>
+        </w:rPr>
       </w:pPr>
     </w:p>
     <w:p>
+      <w:pPr>
+        <w:rPr>
+          <w:rFonts w:asciiTheme="majorHAnsi" w:hAnsiTheme="majorHAnsi" w:cstheme="majorHAnsi"/>
+          <w:sz w:val="23"/>
+          <w:szCs w:val="23"/>
+        </w:rPr>
+      </w:pPr>
       <w:r>
+        <w:rPr>
+          <w:rFonts w:asciiTheme="majorHAnsi" w:hAnsiTheme="majorHAnsi" w:cstheme="majorHAnsi"/>
+          <w:sz w:val="23"/>
+          <w:szCs w:val="23"/>
+        </w:rPr>
+        <w:lastRenderedPageBreak/>
         <w:br w:type="page"/>
       </w:r>
     </w:p>
     <w:p>
       <w:pPr>
         <w:pStyle w:val="Heading1"/>
+        <w:rPr>
+          <w:rFonts w:cstheme="majorHAnsi"/>
+          <w:sz w:val="23"/>
+          <w:szCs w:val="23"/>
+        </w:rPr>
       </w:pPr>
       <w:bookmarkStart w:id="3" w:name="section_4"/>
       <w:r>
+        <w:rPr>
+          <w:rFonts w:cstheme="majorHAnsi"/>
+          <w:sz w:val="23"/>
+          <w:szCs w:val="23"/>
+        </w:rPr>
         <w:lastRenderedPageBreak/>
         <w:t>4. Proposed architecture - Option 1: four hostings</w:t>
       </w:r>
@@ -2167,8 +2995,18 @@
     <w:p>
       <w:pPr>
         <w:spacing w:after="140" w:line="259" w:lineRule="auto"/>
+        <w:rPr>
+          <w:rFonts w:asciiTheme="majorHAnsi" w:hAnsiTheme="majorHAnsi" w:cstheme="majorHAnsi"/>
+          <w:sz w:val="23"/>
+          <w:szCs w:val="23"/>
+        </w:rPr>
       </w:pPr>
       <w:r>
+        <w:rPr>
+          <w:rFonts w:asciiTheme="majorHAnsi" w:hAnsiTheme="majorHAnsi" w:cstheme="majorHAnsi"/>
+          <w:sz w:val="23"/>
+          <w:szCs w:val="23"/>
+        </w:rPr>
         <w:t>Retain App Server 1 and App Server 2. Keep the existing HTTP :80 hosting on each server and add a new HTTP :81 hosting on each. Configure Citrix to distribute traffic across the four intended IIS hosting endpoints, subject to supported load-balancer configuration.</w:t>
       </w:r>
     </w:p>
@@ -2176,10 +3014,18 @@
       <w:pPr>
         <w:spacing w:after="20"/>
         <w:jc w:val="center"/>
+        <w:rPr>
+          <w:rFonts w:asciiTheme="majorHAnsi" w:hAnsiTheme="majorHAnsi" w:cstheme="majorHAnsi"/>
+          <w:sz w:val="23"/>
+          <w:szCs w:val="23"/>
+        </w:rPr>
       </w:pPr>
       <w:r>
         <w:rPr>
+          <w:rFonts w:asciiTheme="majorHAnsi" w:hAnsiTheme="majorHAnsi" w:cstheme="majorHAnsi"/>
           <w:noProof/>
+          <w:sz w:val="23"/>
+          <w:szCs w:val="23"/>
         </w:rPr>
         <w:drawing>
           <wp:inline distT="0" distB="0" distL="0" distR="0" wp14:anchorId="5DF658C5" wp14:editId="4EB85468">
@@ -2222,12 +3068,19 @@
       <w:pPr>
         <w:spacing w:after="140"/>
         <w:jc w:val="center"/>
+        <w:rPr>
+          <w:rFonts w:asciiTheme="majorHAnsi" w:hAnsiTheme="majorHAnsi" w:cstheme="majorHAnsi"/>
+          <w:sz w:val="23"/>
+          <w:szCs w:val="23"/>
+        </w:rPr>
       </w:pPr>
       <w:r>
         <w:rPr>
+          <w:rFonts w:asciiTheme="majorHAnsi" w:hAnsiTheme="majorHAnsi" w:cstheme="majorHAnsi"/>
           <w:i/>
           <w:color w:val="5E6C84"/>
-          <w:sz w:val="17"/>
+          <w:sz w:val="23"/>
+          <w:szCs w:val="23"/>
         </w:rPr>
         <w:t>Figure 2. Option 1 - four IIS hosting instances on the two existing application servers.</w:t>
       </w:r>
@@ -2236,8 +3089,18 @@
       <w:pPr>
         <w:pStyle w:val="ListBullet"/>
         <w:spacing w:after="80"/>
+        <w:rPr>
+          <w:rFonts w:asciiTheme="majorHAnsi" w:hAnsiTheme="majorHAnsi" w:cstheme="majorHAnsi"/>
+          <w:sz w:val="23"/>
+          <w:szCs w:val="23"/>
+        </w:rPr>
       </w:pPr>
       <w:r>
+        <w:rPr>
+          <w:rFonts w:asciiTheme="majorHAnsi" w:hAnsiTheme="majorHAnsi" w:cstheme="majorHAnsi"/>
+          <w:sz w:val="23"/>
+          <w:szCs w:val="23"/>
+        </w:rPr>
         <w:t>Application endpoints: 10.224.2.131:80, 10.224.2.131:81, 10.224.2.132:80, and 10.224.2.132:81.</w:t>
       </w:r>
     </w:p>
@@ -2245,8 +3108,18 @@
       <w:pPr>
         <w:pStyle w:val="ListBullet"/>
         <w:spacing w:after="80"/>
+        <w:rPr>
+          <w:rFonts w:asciiTheme="majorHAnsi" w:hAnsiTheme="majorHAnsi" w:cstheme="majorHAnsi"/>
+          <w:sz w:val="23"/>
+          <w:szCs w:val="23"/>
+        </w:rPr>
       </w:pPr>
       <w:r>
+        <w:rPr>
+          <w:rFonts w:asciiTheme="majorHAnsi" w:hAnsiTheme="majorHAnsi" w:cstheme="majorHAnsi"/>
+          <w:sz w:val="23"/>
+          <w:szCs w:val="23"/>
+        </w:rPr>
         <w:t>Keep Notification Server 2, Notification Server 3, and the SMS Server (Notification Server) in their current roles.</w:t>
       </w:r>
     </w:p>
@@ -2254,8 +3127,18 @@
       <w:pPr>
         <w:pStyle w:val="ListBullet"/>
         <w:spacing w:after="80"/>
+        <w:rPr>
+          <w:rFonts w:asciiTheme="majorHAnsi" w:hAnsiTheme="majorHAnsi" w:cstheme="majorHAnsi"/>
+          <w:sz w:val="23"/>
+          <w:szCs w:val="23"/>
+        </w:rPr>
       </w:pPr>
       <w:r>
+        <w:rPr>
+          <w:rFonts w:asciiTheme="majorHAnsi" w:hAnsiTheme="majorHAnsi" w:cstheme="majorHAnsi"/>
+          <w:sz w:val="23"/>
+          <w:szCs w:val="23"/>
+        </w:rPr>
         <w:t>Application and notification servers continue to connect to DB Server 10.224.2.110.</w:t>
       </w:r>
     </w:p>
@@ -2263,22 +3146,72 @@
       <w:pPr>
         <w:pStyle w:val="ListBullet"/>
         <w:spacing w:after="80"/>
+        <w:rPr>
+          <w:rFonts w:asciiTheme="majorHAnsi" w:hAnsiTheme="majorHAnsi" w:cstheme="majorHAnsi"/>
+          <w:sz w:val="23"/>
+          <w:szCs w:val="23"/>
+        </w:rPr>
       </w:pPr>
       <w:r>
-        <w:t>No new physical server is proposed; the second hosting on each application server is new.</w:t>
+        <w:rPr>
+          <w:rFonts w:asciiTheme="majorHAnsi" w:hAnsiTheme="majorHAnsi" w:cstheme="majorHAnsi"/>
+          <w:sz w:val="23"/>
+          <w:szCs w:val="23"/>
+        </w:rPr>
+        <w:t xml:space="preserve">No new physical server is proposed; the second hosting on each </w:t>
+      </w:r>
+      <w:proofErr w:type="gramStart"/>
+      <w:r>
+        <w:rPr>
+          <w:rFonts w:asciiTheme="majorHAnsi" w:hAnsiTheme="majorHAnsi" w:cstheme="majorHAnsi"/>
+          <w:sz w:val="23"/>
+          <w:szCs w:val="23"/>
+        </w:rPr>
+        <w:t>application server</w:t>
+      </w:r>
+      <w:proofErr w:type="gramEnd"/>
+      <w:r>
+        <w:rPr>
+          <w:rFonts w:asciiTheme="majorHAnsi" w:hAnsiTheme="majorHAnsi" w:cstheme="majorHAnsi"/>
+          <w:sz w:val="23"/>
+          <w:szCs w:val="23"/>
+        </w:rPr>
+        <w:t xml:space="preserve"> is new.</w:t>
       </w:r>
     </w:p>
     <w:p>
+      <w:pPr>
+        <w:rPr>
+          <w:rFonts w:asciiTheme="majorHAnsi" w:hAnsiTheme="majorHAnsi" w:cstheme="majorHAnsi"/>
+          <w:sz w:val="23"/>
+          <w:szCs w:val="23"/>
+        </w:rPr>
+      </w:pPr>
       <w:r>
+        <w:rPr>
+          <w:rFonts w:asciiTheme="majorHAnsi" w:hAnsiTheme="majorHAnsi" w:cstheme="majorHAnsi"/>
+          <w:sz w:val="23"/>
+          <w:szCs w:val="23"/>
+        </w:rPr>
         <w:br w:type="page"/>
       </w:r>
     </w:p>
     <w:p>
       <w:pPr>
         <w:pStyle w:val="Heading1"/>
+        <w:rPr>
+          <w:rFonts w:cstheme="majorHAnsi"/>
+          <w:sz w:val="23"/>
+          <w:szCs w:val="23"/>
+        </w:rPr>
       </w:pPr>
       <w:bookmarkStart w:id="4" w:name="section_5"/>
       <w:r>
+        <w:rPr>
+          <w:rFonts w:cstheme="majorHAnsi"/>
+          <w:sz w:val="23"/>
+          <w:szCs w:val="23"/>
+        </w:rPr>
         <w:lastRenderedPageBreak/>
         <w:t>5. Proposed architecture - Option 2: six hostings using the SMS host</w:t>
       </w:r>
@@ -2287,25 +3220,43 @@
     <w:p>
       <w:pPr>
         <w:spacing w:after="140" w:line="259" w:lineRule="auto"/>
+        <w:rPr>
+          <w:rFonts w:asciiTheme="majorHAnsi" w:hAnsiTheme="majorHAnsi" w:cstheme="majorHAnsi"/>
+          <w:sz w:val="23"/>
+          <w:szCs w:val="23"/>
+        </w:rPr>
       </w:pPr>
       <w:r>
-        <w:t>Retain the two current IIS application servers and repurpose the underutilized SMS host as App Server 3. Configure two hosting endpoints per application server (HTTP :80 available/existing and HTTP :81 new), for six hostings across three servers. The SMS host leaves its notification role; Notification Server 2 and Notification Server 3 remain connected to the database.</w:t>
+        <w:rPr>
+          <w:rFonts w:asciiTheme="majorHAnsi" w:hAnsiTheme="majorHAnsi" w:cstheme="majorHAnsi"/>
+          <w:sz w:val="23"/>
+          <w:szCs w:val="23"/>
+        </w:rPr>
+        <w:t>Retain the two current IIS application servers and use the underutilized SMS host as App Server 3 while it continues its SMS notification role. Configure two hosting endpoints per application server (HTTP :80 available/existing and HTTP :81 new), for six hostings across three servers. Scale up the SMS host hardware to support the combined web application and SMS notification workloads.</w:t>
       </w:r>
     </w:p>
     <w:p>
       <w:pPr>
         <w:spacing w:after="20"/>
         <w:jc w:val="center"/>
+        <w:rPr>
+          <w:rFonts w:asciiTheme="majorHAnsi" w:hAnsiTheme="majorHAnsi" w:cstheme="majorHAnsi"/>
+          <w:sz w:val="23"/>
+          <w:szCs w:val="23"/>
+        </w:rPr>
       </w:pPr>
       <w:r>
         <w:rPr>
+          <w:rFonts w:asciiTheme="majorHAnsi" w:hAnsiTheme="majorHAnsi" w:cstheme="majorHAnsi"/>
           <w:noProof/>
+          <w:sz w:val="23"/>
+          <w:szCs w:val="23"/>
         </w:rPr>
         <w:drawing>
           <wp:inline distT="0" distB="0" distL="0" distR="0" wp14:anchorId="108B07A1" wp14:editId="40B069E7">
             <wp:extent cx="6080760" cy="4499762"/>
             <wp:effectExtent l="0" t="0" r="0" b="0"/>
-            <wp:docPr id="3" name="Picture 3"/>
+            <wp:docPr id="3" name="Picture 3" descr="SMS host is shared by App Server 3 and SMS Notifications; dxb01-vwp-tsma1, 10.224.1.111." title="Option 2 shared SMS and App Server"/>
             <wp:cNvGraphicFramePr>
               <a:graphicFrameLocks xmlns:a="http://schemas.openxmlformats.org/drawingml/2006/main" noChangeAspect="1"/>
             </wp:cNvGraphicFramePr>
@@ -2342,31 +3293,58 @@
       <w:pPr>
         <w:spacing w:after="140"/>
         <w:jc w:val="center"/>
+        <w:rPr>
+          <w:rFonts w:asciiTheme="majorHAnsi" w:hAnsiTheme="majorHAnsi" w:cstheme="majorHAnsi"/>
+          <w:sz w:val="23"/>
+          <w:szCs w:val="23"/>
+        </w:rPr>
       </w:pPr>
       <w:r>
         <w:rPr>
+          <w:rFonts w:asciiTheme="majorHAnsi" w:hAnsiTheme="majorHAnsi" w:cstheme="majorHAnsi"/>
           <w:i/>
           <w:color w:val="5E6C84"/>
-          <w:sz w:val="17"/>
+          <w:sz w:val="23"/>
+          <w:szCs w:val="23"/>
         </w:rPr>
-        <w:t>Figure 3. Option 2 - reuse the existing SMS host as App Server 3; no new physical node is added.</w:t>
+        <w:t>Figure 3. Option 2 - six hostings across three application servers; SMS host shared by App Server 3 and SMS Notifications, with required hardware upgrade.</w:t>
       </w:r>
     </w:p>
     <w:p>
       <w:pPr>
         <w:pStyle w:val="ListBullet"/>
         <w:spacing w:after="80"/>
+        <w:rPr>
+          <w:rFonts w:asciiTheme="majorHAnsi" w:hAnsiTheme="majorHAnsi" w:cstheme="majorHAnsi"/>
+          <w:sz w:val="23"/>
+          <w:szCs w:val="23"/>
+        </w:rPr>
       </w:pPr>
       <w:r>
-        <w:t>App Server 3 uses dxb01-vwp-tsma1 at 10.224.1.111, the former SMS server.</w:t>
+        <w:rPr>
+          <w:rFonts w:asciiTheme="majorHAnsi" w:hAnsiTheme="majorHAnsi" w:cstheme="majorHAnsi"/>
+          <w:sz w:val="23"/>
+          <w:szCs w:val="23"/>
+        </w:rPr>
+        <w:t>App Server 3 and the SMS notification service use dxb01-vwp-tsma1 at 10.224.1.111.</w:t>
       </w:r>
     </w:p>
     <w:p>
       <w:pPr>
         <w:pStyle w:val="ListBullet"/>
         <w:spacing w:after="80"/>
+        <w:rPr>
+          <w:rFonts w:asciiTheme="majorHAnsi" w:hAnsiTheme="majorHAnsi" w:cstheme="majorHAnsi"/>
+          <w:sz w:val="23"/>
+          <w:szCs w:val="23"/>
+        </w:rPr>
       </w:pPr>
       <w:r>
+        <w:rPr>
+          <w:rFonts w:asciiTheme="majorHAnsi" w:hAnsiTheme="majorHAnsi" w:cstheme="majorHAnsi"/>
+          <w:sz w:val="23"/>
+          <w:szCs w:val="23"/>
+        </w:rPr>
         <w:t>The six intended hosting endpoints are ports 80 and 81 on each of App Server 1, App Server 2, and App Server 3.</w:t>
       </w:r>
     </w:p>
@@ -2374,31 +3352,943 @@
       <w:pPr>
         <w:pStyle w:val="ListBullet"/>
         <w:spacing w:after="80"/>
+        <w:rPr>
+          <w:rFonts w:asciiTheme="majorHAnsi" w:hAnsiTheme="majorHAnsi" w:cstheme="majorHAnsi"/>
+          <w:sz w:val="23"/>
+          <w:szCs w:val="23"/>
+        </w:rPr>
       </w:pPr>
       <w:r>
-        <w:t>Notification Server 2 (10.224.1.112) and Notification Server 3 (10.224.1.113) remain notification-role nodes.</w:t>
+        <w:rPr>
+          <w:rFonts w:asciiTheme="majorHAnsi" w:hAnsiTheme="majorHAnsi" w:cstheme="majorHAnsi"/>
+          <w:sz w:val="23"/>
+          <w:szCs w:val="23"/>
+        </w:rPr>
+        <w:t>Notification Server 2 (10.224.1.112), Notification Server 3 (10.224.1.113), and the SMS service on App Server 3 (10.224.1.111) continue their notification roles.</w:t>
       </w:r>
     </w:p>
     <w:p>
       <w:pPr>
         <w:pStyle w:val="ListBullet"/>
         <w:spacing w:after="80"/>
+        <w:rPr>
+          <w:rFonts w:asciiTheme="majorHAnsi" w:hAnsiTheme="majorHAnsi" w:cstheme="majorHAnsi"/>
+          <w:sz w:val="23"/>
+          <w:szCs w:val="23"/>
+        </w:rPr>
       </w:pPr>
       <w:r>
-        <w:t>Validate that the former SMS host can support IIS and the HFLMS workload before selecting this option.</w:t>
+        <w:rPr>
+          <w:rFonts w:asciiTheme="majorHAnsi" w:hAnsiTheme="majorHAnsi" w:cstheme="majorHAnsi"/>
+          <w:sz w:val="23"/>
+          <w:szCs w:val="23"/>
+        </w:rPr>
+        <w:t>IIS is already installed on the SMS server. The supplied inventory lists 2 CPU cores, 4 GB RAM, and 65 GB + 20 GB disk; App Servers 1 and 2 each have 4 CPU cores and 16 GB RAM, with 90 GB + 65 GB and 100 GB + 70 GB of disk, respectively. Upgrade the SMS server to at least 4 CPU cores, 16 GB RAM, and 100 GB + 70 GB of disk to match App Server 2 before running the combined web application and SMS notification workloads. Windows Server 2012 is already in place.</w:t>
       </w:r>
     </w:p>
     <w:p>
+      <w:pPr>
+        <w:pStyle w:val="ListBullet"/>
+        <w:numPr>
+          <w:ilvl w:val="0"/>
+          <w:numId w:val="0"/>
+        </w:numPr>
+        <w:spacing w:after="80"/>
+        <w:ind w:left="360"/>
+        <w:rPr>
+          <w:rFonts w:asciiTheme="majorHAnsi" w:hAnsiTheme="majorHAnsi" w:cstheme="majorHAnsi"/>
+          <w:sz w:val="23"/>
+          <w:szCs w:val="23"/>
+        </w:rPr>
+      </w:pPr>
+    </w:p>
+    <w:p>
+      <w:pPr>
+        <w:pStyle w:val="ListBullet"/>
+        <w:numPr>
+          <w:ilvl w:val="0"/>
+          <w:numId w:val="0"/>
+        </w:numPr>
+        <w:spacing w:after="80"/>
+        <w:ind w:left="360"/>
+        <w:rPr>
+          <w:rFonts w:asciiTheme="majorHAnsi" w:hAnsiTheme="majorHAnsi" w:cstheme="majorHAnsi"/>
+          <w:sz w:val="23"/>
+          <w:szCs w:val="23"/>
+        </w:rPr>
+      </w:pPr>
+    </w:p>
+    <w:p>
+      <w:pPr>
+        <w:pStyle w:val="ListBullet"/>
+        <w:numPr>
+          <w:ilvl w:val="0"/>
+          <w:numId w:val="0"/>
+        </w:numPr>
+        <w:spacing w:after="80"/>
+        <w:ind w:left="360"/>
+        <w:rPr>
+          <w:rFonts w:asciiTheme="majorHAnsi" w:hAnsiTheme="majorHAnsi" w:cstheme="majorHAnsi"/>
+          <w:sz w:val="23"/>
+          <w:szCs w:val="23"/>
+        </w:rPr>
+      </w:pPr>
+    </w:p>
+    <w:p>
+      <w:pPr>
+        <w:pStyle w:val="ListBullet"/>
+        <w:numPr>
+          <w:ilvl w:val="0"/>
+          <w:numId w:val="0"/>
+        </w:numPr>
+        <w:spacing w:after="80"/>
+        <w:ind w:left="360"/>
+        <w:rPr>
+          <w:rFonts w:asciiTheme="majorHAnsi" w:hAnsiTheme="majorHAnsi" w:cstheme="majorHAnsi"/>
+          <w:sz w:val="23"/>
+          <w:szCs w:val="23"/>
+        </w:rPr>
+      </w:pPr>
+    </w:p>
+    <w:tbl>
+      <w:tblPr>
+        <w:tblW w:w="10201" w:type="dxa"/>
+        <w:tblInd w:w="113" w:type="dxa"/>
+        <w:tblLook w:val="04A0" w:firstRow="1" w:lastRow="0" w:firstColumn="1" w:lastColumn="0" w:noHBand="0" w:noVBand="1"/>
+      </w:tblPr>
+      <w:tblGrid>
+        <w:gridCol w:w="1580"/>
+        <w:gridCol w:w="1959"/>
+        <w:gridCol w:w="1559"/>
+        <w:gridCol w:w="2268"/>
+        <w:gridCol w:w="2835"/>
+      </w:tblGrid>
+      <w:tr>
+        <w:trPr>
+          <w:trHeight w:val="300"/>
+        </w:trPr>
+        <w:tc>
+          <w:tcPr>
+            <w:tcW w:w="1580" w:type="dxa"/>
+            <w:tcBorders>
+              <w:top w:val="single" w:sz="4" w:space="0" w:color="auto"/>
+              <w:left w:val="single" w:sz="4" w:space="0" w:color="auto"/>
+              <w:bottom w:val="single" w:sz="4" w:space="0" w:color="auto"/>
+              <w:right w:val="single" w:sz="4" w:space="0" w:color="auto"/>
+            </w:tcBorders>
+            <w:shd w:val="clear" w:color="000000" w:fill="104861"/>
+            <w:noWrap/>
+            <w:vAlign w:val="bottom"/>
+            <w:hideMark/>
+          </w:tcPr>
+          <w:p>
+            <w:pPr>
+              <w:spacing w:after="0" w:line="240" w:lineRule="auto"/>
+              <w:rPr>
+                <w:rFonts w:asciiTheme="majorHAnsi" w:eastAsia="Times New Roman" w:hAnsiTheme="majorHAnsi" w:cstheme="majorHAnsi"/>
+                <w:b/>
+                <w:bCs/>
+                <w:color w:val="FFFFFF"/>
+                <w:sz w:val="23"/>
+                <w:szCs w:val="23"/>
+                <w:lang w:val="en-AE" w:eastAsia="en-AE"/>
+              </w:rPr>
+            </w:pPr>
+            <w:r>
+              <w:rPr>
+                <w:rFonts w:asciiTheme="majorHAnsi" w:eastAsia="Times New Roman" w:hAnsiTheme="majorHAnsi" w:cstheme="majorHAnsi"/>
+                <w:b/>
+                <w:bCs/>
+                <w:color w:val="FFFFFF"/>
+                <w:sz w:val="23"/>
+                <w:szCs w:val="23"/>
+                <w:lang w:val="en-AE" w:eastAsia="en-AE"/>
+              </w:rPr>
+              <w:t>Server IP</w:t>
+            </w:r>
+          </w:p>
+        </w:tc>
+        <w:tc>
+          <w:tcPr>
+            <w:tcW w:w="1959" w:type="dxa"/>
+            <w:tcBorders>
+              <w:top w:val="single" w:sz="4" w:space="0" w:color="auto"/>
+              <w:left w:val="nil"/>
+              <w:bottom w:val="single" w:sz="4" w:space="0" w:color="auto"/>
+              <w:right w:val="single" w:sz="4" w:space="0" w:color="auto"/>
+            </w:tcBorders>
+            <w:shd w:val="clear" w:color="000000" w:fill="104861"/>
+            <w:noWrap/>
+            <w:vAlign w:val="bottom"/>
+            <w:hideMark/>
+          </w:tcPr>
+          <w:p>
+            <w:pPr>
+              <w:spacing w:after="0" w:line="240" w:lineRule="auto"/>
+              <w:rPr>
+                <w:rFonts w:asciiTheme="majorHAnsi" w:eastAsia="Times New Roman" w:hAnsiTheme="majorHAnsi" w:cstheme="majorHAnsi"/>
+                <w:b/>
+                <w:bCs/>
+                <w:color w:val="FFFFFF"/>
+                <w:sz w:val="23"/>
+                <w:szCs w:val="23"/>
+                <w:lang w:val="en-AE" w:eastAsia="en-AE"/>
+              </w:rPr>
+            </w:pPr>
+            <w:r>
+              <w:rPr>
+                <w:rFonts w:asciiTheme="majorHAnsi" w:eastAsia="Times New Roman" w:hAnsiTheme="majorHAnsi" w:cstheme="majorHAnsi"/>
+                <w:b/>
+                <w:bCs/>
+                <w:color w:val="FFFFFF"/>
+                <w:sz w:val="23"/>
+                <w:szCs w:val="23"/>
+                <w:lang w:val="en-AE" w:eastAsia="en-AE"/>
+              </w:rPr>
+              <w:t>CPU Cores</w:t>
+            </w:r>
+          </w:p>
+        </w:tc>
+        <w:tc>
+          <w:tcPr>
+            <w:tcW w:w="1559" w:type="dxa"/>
+            <w:tcBorders>
+              <w:top w:val="single" w:sz="4" w:space="0" w:color="auto"/>
+              <w:left w:val="nil"/>
+              <w:bottom w:val="single" w:sz="4" w:space="0" w:color="auto"/>
+              <w:right w:val="single" w:sz="4" w:space="0" w:color="auto"/>
+            </w:tcBorders>
+            <w:shd w:val="clear" w:color="000000" w:fill="104861"/>
+            <w:noWrap/>
+            <w:vAlign w:val="bottom"/>
+            <w:hideMark/>
+          </w:tcPr>
+          <w:p>
+            <w:pPr>
+              <w:spacing w:after="0" w:line="240" w:lineRule="auto"/>
+              <w:rPr>
+                <w:rFonts w:asciiTheme="majorHAnsi" w:eastAsia="Times New Roman" w:hAnsiTheme="majorHAnsi" w:cstheme="majorHAnsi"/>
+                <w:b/>
+                <w:bCs/>
+                <w:color w:val="FFFFFF"/>
+                <w:sz w:val="23"/>
+                <w:szCs w:val="23"/>
+                <w:lang w:val="en-AE" w:eastAsia="en-AE"/>
+              </w:rPr>
+            </w:pPr>
+            <w:r>
+              <w:rPr>
+                <w:rFonts w:asciiTheme="majorHAnsi" w:eastAsia="Times New Roman" w:hAnsiTheme="majorHAnsi" w:cstheme="majorHAnsi"/>
+                <w:b/>
+                <w:bCs/>
+                <w:color w:val="FFFFFF"/>
+                <w:sz w:val="23"/>
+                <w:szCs w:val="23"/>
+                <w:lang w:val="en-AE" w:eastAsia="en-AE"/>
+              </w:rPr>
+              <w:t>Memory (GB)</w:t>
+            </w:r>
+          </w:p>
+        </w:tc>
+        <w:tc>
+          <w:tcPr>
+            <w:tcW w:w="2268" w:type="dxa"/>
+            <w:tcBorders>
+              <w:top w:val="single" w:sz="4" w:space="0" w:color="auto"/>
+              <w:left w:val="nil"/>
+              <w:bottom w:val="single" w:sz="4" w:space="0" w:color="auto"/>
+              <w:right w:val="single" w:sz="4" w:space="0" w:color="auto"/>
+            </w:tcBorders>
+            <w:shd w:val="clear" w:color="000000" w:fill="104861"/>
+            <w:noWrap/>
+            <w:vAlign w:val="bottom"/>
+            <w:hideMark/>
+          </w:tcPr>
+          <w:p>
+            <w:pPr>
+              <w:spacing w:after="0" w:line="240" w:lineRule="auto"/>
+              <w:rPr>
+                <w:rFonts w:asciiTheme="majorHAnsi" w:eastAsia="Times New Roman" w:hAnsiTheme="majorHAnsi" w:cstheme="majorHAnsi"/>
+                <w:b/>
+                <w:bCs/>
+                <w:color w:val="FFFFFF"/>
+                <w:sz w:val="23"/>
+                <w:szCs w:val="23"/>
+                <w:lang w:val="en-AE" w:eastAsia="en-AE"/>
+              </w:rPr>
+            </w:pPr>
+            <w:r>
+              <w:rPr>
+                <w:rFonts w:asciiTheme="majorHAnsi" w:eastAsia="Times New Roman" w:hAnsiTheme="majorHAnsi" w:cstheme="majorHAnsi"/>
+                <w:b/>
+                <w:bCs/>
+                <w:color w:val="FFFFFF"/>
+                <w:sz w:val="23"/>
+                <w:szCs w:val="23"/>
+                <w:lang w:val="en-AE" w:eastAsia="en-AE"/>
+              </w:rPr>
+              <w:t>OS</w:t>
+            </w:r>
+          </w:p>
+        </w:tc>
+        <w:tc>
+          <w:tcPr>
+            <w:tcW w:w="2835" w:type="dxa"/>
+            <w:tcBorders>
+              <w:top w:val="single" w:sz="4" w:space="0" w:color="auto"/>
+              <w:left w:val="nil"/>
+              <w:bottom w:val="single" w:sz="4" w:space="0" w:color="auto"/>
+              <w:right w:val="single" w:sz="4" w:space="0" w:color="auto"/>
+            </w:tcBorders>
+            <w:shd w:val="clear" w:color="000000" w:fill="104861"/>
+            <w:noWrap/>
+            <w:vAlign w:val="bottom"/>
+            <w:hideMark/>
+          </w:tcPr>
+          <w:p>
+            <w:pPr>
+              <w:spacing w:after="0" w:line="240" w:lineRule="auto"/>
+              <w:rPr>
+                <w:rFonts w:asciiTheme="majorHAnsi" w:eastAsia="Times New Roman" w:hAnsiTheme="majorHAnsi" w:cstheme="majorHAnsi"/>
+                <w:b/>
+                <w:bCs/>
+                <w:color w:val="FFFFFF"/>
+                <w:sz w:val="23"/>
+                <w:szCs w:val="23"/>
+                <w:lang w:val="en-AE" w:eastAsia="en-AE"/>
+              </w:rPr>
+            </w:pPr>
+            <w:r>
+              <w:rPr>
+                <w:rFonts w:asciiTheme="majorHAnsi" w:eastAsia="Times New Roman" w:hAnsiTheme="majorHAnsi" w:cstheme="majorHAnsi"/>
+                <w:b/>
+                <w:bCs/>
+                <w:color w:val="FFFFFF"/>
+                <w:sz w:val="23"/>
+                <w:szCs w:val="23"/>
+                <w:lang w:val="en-AE" w:eastAsia="en-AE"/>
+              </w:rPr>
+              <w:t>Disk Configuration</w:t>
+            </w:r>
+          </w:p>
+        </w:tc>
+      </w:tr>
+      <w:tr>
+        <w:trPr>
+          <w:trHeight w:val="300"/>
+        </w:trPr>
+        <w:tc>
+          <w:tcPr>
+            <w:tcW w:w="1580" w:type="dxa"/>
+            <w:tcBorders>
+              <w:top w:val="nil"/>
+              <w:left w:val="single" w:sz="4" w:space="0" w:color="auto"/>
+              <w:bottom w:val="single" w:sz="4" w:space="0" w:color="auto"/>
+              <w:right w:val="single" w:sz="4" w:space="0" w:color="auto"/>
+            </w:tcBorders>
+            <w:noWrap/>
+            <w:vAlign w:val="bottom"/>
+            <w:hideMark/>
+          </w:tcPr>
+          <w:p>
+            <w:pPr>
+              <w:spacing w:after="0" w:line="240" w:lineRule="auto"/>
+              <w:rPr>
+                <w:rFonts w:asciiTheme="majorHAnsi" w:eastAsia="Times New Roman" w:hAnsiTheme="majorHAnsi" w:cstheme="majorHAnsi"/>
+                <w:color w:val="000000"/>
+                <w:sz w:val="23"/>
+                <w:szCs w:val="23"/>
+                <w:lang w:val="en-AE" w:eastAsia="en-AE"/>
+              </w:rPr>
+            </w:pPr>
+            <w:r>
+              <w:rPr>
+                <w:rFonts w:asciiTheme="majorHAnsi" w:eastAsia="Times New Roman" w:hAnsiTheme="majorHAnsi" w:cstheme="majorHAnsi"/>
+                <w:color w:val="000000"/>
+                <w:sz w:val="23"/>
+                <w:szCs w:val="23"/>
+                <w:lang w:val="en-AE" w:eastAsia="en-AE"/>
+              </w:rPr>
+              <w:t>10.224.2.131</w:t>
+            </w:r>
+          </w:p>
+        </w:tc>
+        <w:tc>
+          <w:tcPr>
+            <w:tcW w:w="1959" w:type="dxa"/>
+            <w:tcBorders>
+              <w:top w:val="nil"/>
+              <w:left w:val="nil"/>
+              <w:bottom w:val="single" w:sz="4" w:space="0" w:color="auto"/>
+              <w:right w:val="single" w:sz="4" w:space="0" w:color="auto"/>
+            </w:tcBorders>
+            <w:noWrap/>
+            <w:vAlign w:val="bottom"/>
+            <w:hideMark/>
+          </w:tcPr>
+          <w:p>
+            <w:pPr>
+              <w:spacing w:after="0" w:line="240" w:lineRule="auto"/>
+              <w:jc w:val="right"/>
+              <w:rPr>
+                <w:rFonts w:asciiTheme="majorHAnsi" w:eastAsia="Times New Roman" w:hAnsiTheme="majorHAnsi" w:cstheme="majorHAnsi"/>
+                <w:color w:val="000000"/>
+                <w:sz w:val="23"/>
+                <w:szCs w:val="23"/>
+                <w:lang w:val="en-AE" w:eastAsia="en-AE"/>
+              </w:rPr>
+            </w:pPr>
+            <w:r>
+              <w:rPr>
+                <w:rFonts w:asciiTheme="majorHAnsi" w:eastAsia="Times New Roman" w:hAnsiTheme="majorHAnsi" w:cstheme="majorHAnsi"/>
+                <w:color w:val="000000"/>
+                <w:sz w:val="23"/>
+                <w:szCs w:val="23"/>
+                <w:lang w:val="en-AE" w:eastAsia="en-AE"/>
+              </w:rPr>
+              <w:t>4</w:t>
+            </w:r>
+          </w:p>
+        </w:tc>
+        <w:tc>
+          <w:tcPr>
+            <w:tcW w:w="1559" w:type="dxa"/>
+            <w:tcBorders>
+              <w:top w:val="nil"/>
+              <w:left w:val="nil"/>
+              <w:bottom w:val="single" w:sz="4" w:space="0" w:color="auto"/>
+              <w:right w:val="single" w:sz="4" w:space="0" w:color="auto"/>
+            </w:tcBorders>
+            <w:noWrap/>
+            <w:vAlign w:val="bottom"/>
+            <w:hideMark/>
+          </w:tcPr>
+          <w:p>
+            <w:pPr>
+              <w:spacing w:after="0" w:line="240" w:lineRule="auto"/>
+              <w:jc w:val="right"/>
+              <w:rPr>
+                <w:rFonts w:asciiTheme="majorHAnsi" w:eastAsia="Times New Roman" w:hAnsiTheme="majorHAnsi" w:cstheme="majorHAnsi"/>
+                <w:color w:val="000000"/>
+                <w:sz w:val="23"/>
+                <w:szCs w:val="23"/>
+                <w:lang w:val="en-AE" w:eastAsia="en-AE"/>
+              </w:rPr>
+            </w:pPr>
+            <w:r>
+              <w:rPr>
+                <w:rFonts w:asciiTheme="majorHAnsi" w:eastAsia="Times New Roman" w:hAnsiTheme="majorHAnsi" w:cstheme="majorHAnsi"/>
+                <w:color w:val="000000"/>
+                <w:sz w:val="23"/>
+                <w:szCs w:val="23"/>
+                <w:lang w:val="en-AE" w:eastAsia="en-AE"/>
+              </w:rPr>
+              <w:t>16</w:t>
+            </w:r>
+          </w:p>
+        </w:tc>
+        <w:tc>
+          <w:tcPr>
+            <w:tcW w:w="2268" w:type="dxa"/>
+            <w:tcBorders>
+              <w:top w:val="nil"/>
+              <w:left w:val="nil"/>
+              <w:bottom w:val="single" w:sz="4" w:space="0" w:color="auto"/>
+              <w:right w:val="single" w:sz="4" w:space="0" w:color="auto"/>
+            </w:tcBorders>
+            <w:noWrap/>
+            <w:vAlign w:val="bottom"/>
+            <w:hideMark/>
+          </w:tcPr>
+          <w:p>
+            <w:pPr>
+              <w:spacing w:after="0" w:line="240" w:lineRule="auto"/>
+              <w:rPr>
+                <w:rFonts w:asciiTheme="majorHAnsi" w:eastAsia="Times New Roman" w:hAnsiTheme="majorHAnsi" w:cstheme="majorHAnsi"/>
+                <w:color w:val="000000"/>
+                <w:sz w:val="23"/>
+                <w:szCs w:val="23"/>
+                <w:lang w:val="en-AE" w:eastAsia="en-AE"/>
+              </w:rPr>
+            </w:pPr>
+            <w:r>
+              <w:rPr>
+                <w:rFonts w:asciiTheme="majorHAnsi" w:eastAsia="Times New Roman" w:hAnsiTheme="majorHAnsi" w:cstheme="majorHAnsi"/>
+                <w:color w:val="000000"/>
+                <w:sz w:val="23"/>
+                <w:szCs w:val="23"/>
+                <w:lang w:val="en-AE" w:eastAsia="en-AE"/>
+              </w:rPr>
+              <w:t>Windows Server 2012</w:t>
+            </w:r>
+          </w:p>
+        </w:tc>
+        <w:tc>
+          <w:tcPr>
+            <w:tcW w:w="2835" w:type="dxa"/>
+            <w:tcBorders>
+              <w:top w:val="nil"/>
+              <w:left w:val="nil"/>
+              <w:bottom w:val="single" w:sz="4" w:space="0" w:color="auto"/>
+              <w:right w:val="single" w:sz="4" w:space="0" w:color="auto"/>
+            </w:tcBorders>
+            <w:noWrap/>
+            <w:vAlign w:val="bottom"/>
+            <w:hideMark/>
+          </w:tcPr>
+          <w:p>
+            <w:pPr>
+              <w:spacing w:after="0" w:line="240" w:lineRule="auto"/>
+              <w:rPr>
+                <w:rFonts w:asciiTheme="majorHAnsi" w:eastAsia="Times New Roman" w:hAnsiTheme="majorHAnsi" w:cstheme="majorHAnsi"/>
+                <w:color w:val="000000"/>
+                <w:sz w:val="23"/>
+                <w:szCs w:val="23"/>
+                <w:lang w:val="en-AE" w:eastAsia="en-AE"/>
+              </w:rPr>
+            </w:pPr>
+            <w:r>
+              <w:rPr>
+                <w:rFonts w:asciiTheme="majorHAnsi" w:eastAsia="Times New Roman" w:hAnsiTheme="majorHAnsi" w:cstheme="majorHAnsi"/>
+                <w:color w:val="000000"/>
+                <w:sz w:val="23"/>
+                <w:szCs w:val="23"/>
+                <w:lang w:val="en-AE" w:eastAsia="en-AE"/>
+              </w:rPr>
+              <w:t>90 GB + 65 GB</w:t>
+            </w:r>
+          </w:p>
+        </w:tc>
+      </w:tr>
+      <w:tr>
+        <w:trPr>
+          <w:trHeight w:val="300"/>
+        </w:trPr>
+        <w:tc>
+          <w:tcPr>
+            <w:tcW w:w="1580" w:type="dxa"/>
+            <w:tcBorders>
+              <w:top w:val="nil"/>
+              <w:left w:val="single" w:sz="4" w:space="0" w:color="auto"/>
+              <w:bottom w:val="single" w:sz="4" w:space="0" w:color="auto"/>
+              <w:right w:val="single" w:sz="4" w:space="0" w:color="auto"/>
+            </w:tcBorders>
+            <w:noWrap/>
+            <w:vAlign w:val="bottom"/>
+            <w:hideMark/>
+          </w:tcPr>
+          <w:p>
+            <w:pPr>
+              <w:spacing w:after="0" w:line="240" w:lineRule="auto"/>
+              <w:rPr>
+                <w:rFonts w:asciiTheme="majorHAnsi" w:eastAsia="Times New Roman" w:hAnsiTheme="majorHAnsi" w:cstheme="majorHAnsi"/>
+                <w:color w:val="000000"/>
+                <w:sz w:val="23"/>
+                <w:szCs w:val="23"/>
+                <w:lang w:val="en-AE" w:eastAsia="en-AE"/>
+              </w:rPr>
+            </w:pPr>
+            <w:r>
+              <w:rPr>
+                <w:rFonts w:asciiTheme="majorHAnsi" w:eastAsia="Times New Roman" w:hAnsiTheme="majorHAnsi" w:cstheme="majorHAnsi"/>
+                <w:color w:val="000000"/>
+                <w:sz w:val="23"/>
+                <w:szCs w:val="23"/>
+                <w:lang w:val="en-AE" w:eastAsia="en-AE"/>
+              </w:rPr>
+              <w:t>10.224.2.132</w:t>
+            </w:r>
+          </w:p>
+        </w:tc>
+        <w:tc>
+          <w:tcPr>
+            <w:tcW w:w="1959" w:type="dxa"/>
+            <w:tcBorders>
+              <w:top w:val="nil"/>
+              <w:left w:val="nil"/>
+              <w:bottom w:val="single" w:sz="4" w:space="0" w:color="auto"/>
+              <w:right w:val="single" w:sz="4" w:space="0" w:color="auto"/>
+            </w:tcBorders>
+            <w:noWrap/>
+            <w:vAlign w:val="bottom"/>
+            <w:hideMark/>
+          </w:tcPr>
+          <w:p>
+            <w:pPr>
+              <w:spacing w:after="0" w:line="240" w:lineRule="auto"/>
+              <w:jc w:val="right"/>
+              <w:rPr>
+                <w:rFonts w:asciiTheme="majorHAnsi" w:eastAsia="Times New Roman" w:hAnsiTheme="majorHAnsi" w:cstheme="majorHAnsi"/>
+                <w:color w:val="000000"/>
+                <w:sz w:val="23"/>
+                <w:szCs w:val="23"/>
+                <w:lang w:val="en-AE" w:eastAsia="en-AE"/>
+              </w:rPr>
+            </w:pPr>
+            <w:r>
+              <w:rPr>
+                <w:rFonts w:asciiTheme="majorHAnsi" w:eastAsia="Times New Roman" w:hAnsiTheme="majorHAnsi" w:cstheme="majorHAnsi"/>
+                <w:color w:val="000000"/>
+                <w:sz w:val="23"/>
+                <w:szCs w:val="23"/>
+                <w:lang w:val="en-AE" w:eastAsia="en-AE"/>
+              </w:rPr>
+              <w:t>4</w:t>
+            </w:r>
+          </w:p>
+        </w:tc>
+        <w:tc>
+          <w:tcPr>
+            <w:tcW w:w="1559" w:type="dxa"/>
+            <w:tcBorders>
+              <w:top w:val="nil"/>
+              <w:left w:val="nil"/>
+              <w:bottom w:val="single" w:sz="4" w:space="0" w:color="auto"/>
+              <w:right w:val="single" w:sz="4" w:space="0" w:color="auto"/>
+            </w:tcBorders>
+            <w:noWrap/>
+            <w:vAlign w:val="bottom"/>
+            <w:hideMark/>
+          </w:tcPr>
+          <w:p>
+            <w:pPr>
+              <w:spacing w:after="0" w:line="240" w:lineRule="auto"/>
+              <w:jc w:val="right"/>
+              <w:rPr>
+                <w:rFonts w:asciiTheme="majorHAnsi" w:eastAsia="Times New Roman" w:hAnsiTheme="majorHAnsi" w:cstheme="majorHAnsi"/>
+                <w:color w:val="000000"/>
+                <w:sz w:val="23"/>
+                <w:szCs w:val="23"/>
+                <w:lang w:val="en-AE" w:eastAsia="en-AE"/>
+              </w:rPr>
+            </w:pPr>
+            <w:r>
+              <w:rPr>
+                <w:rFonts w:asciiTheme="majorHAnsi" w:eastAsia="Times New Roman" w:hAnsiTheme="majorHAnsi" w:cstheme="majorHAnsi"/>
+                <w:color w:val="000000"/>
+                <w:sz w:val="23"/>
+                <w:szCs w:val="23"/>
+                <w:lang w:val="en-AE" w:eastAsia="en-AE"/>
+              </w:rPr>
+              <w:t>16</w:t>
+            </w:r>
+          </w:p>
+        </w:tc>
+        <w:tc>
+          <w:tcPr>
+            <w:tcW w:w="2268" w:type="dxa"/>
+            <w:tcBorders>
+              <w:top w:val="nil"/>
+              <w:left w:val="nil"/>
+              <w:bottom w:val="single" w:sz="4" w:space="0" w:color="auto"/>
+              <w:right w:val="single" w:sz="4" w:space="0" w:color="auto"/>
+            </w:tcBorders>
+            <w:noWrap/>
+            <w:vAlign w:val="bottom"/>
+            <w:hideMark/>
+          </w:tcPr>
+          <w:p>
+            <w:pPr>
+              <w:spacing w:after="0" w:line="240" w:lineRule="auto"/>
+              <w:rPr>
+                <w:rFonts w:asciiTheme="majorHAnsi" w:eastAsia="Times New Roman" w:hAnsiTheme="majorHAnsi" w:cstheme="majorHAnsi"/>
+                <w:color w:val="000000"/>
+                <w:sz w:val="23"/>
+                <w:szCs w:val="23"/>
+                <w:lang w:val="en-AE" w:eastAsia="en-AE"/>
+              </w:rPr>
+            </w:pPr>
+            <w:r>
+              <w:rPr>
+                <w:rFonts w:asciiTheme="majorHAnsi" w:eastAsia="Times New Roman" w:hAnsiTheme="majorHAnsi" w:cstheme="majorHAnsi"/>
+                <w:color w:val="000000"/>
+                <w:sz w:val="23"/>
+                <w:szCs w:val="23"/>
+                <w:lang w:val="en-AE" w:eastAsia="en-AE"/>
+              </w:rPr>
+              <w:t>Windows Server 2012</w:t>
+            </w:r>
+          </w:p>
+        </w:tc>
+        <w:tc>
+          <w:tcPr>
+            <w:tcW w:w="2835" w:type="dxa"/>
+            <w:tcBorders>
+              <w:top w:val="nil"/>
+              <w:left w:val="nil"/>
+              <w:bottom w:val="single" w:sz="4" w:space="0" w:color="auto"/>
+              <w:right w:val="single" w:sz="4" w:space="0" w:color="auto"/>
+            </w:tcBorders>
+            <w:noWrap/>
+            <w:vAlign w:val="bottom"/>
+            <w:hideMark/>
+          </w:tcPr>
+          <w:p>
+            <w:pPr>
+              <w:spacing w:after="0" w:line="240" w:lineRule="auto"/>
+              <w:rPr>
+                <w:rFonts w:asciiTheme="majorHAnsi" w:eastAsia="Times New Roman" w:hAnsiTheme="majorHAnsi" w:cstheme="majorHAnsi"/>
+                <w:color w:val="000000"/>
+                <w:sz w:val="23"/>
+                <w:szCs w:val="23"/>
+                <w:lang w:val="en-AE" w:eastAsia="en-AE"/>
+              </w:rPr>
+            </w:pPr>
+            <w:r>
+              <w:rPr>
+                <w:rFonts w:asciiTheme="majorHAnsi" w:eastAsia="Times New Roman" w:hAnsiTheme="majorHAnsi" w:cstheme="majorHAnsi"/>
+                <w:color w:val="000000"/>
+                <w:sz w:val="23"/>
+                <w:szCs w:val="23"/>
+                <w:lang w:val="en-AE" w:eastAsia="en-AE"/>
+              </w:rPr>
+              <w:t>100 GB + 70 GB</w:t>
+            </w:r>
+          </w:p>
+        </w:tc>
+      </w:tr>
+      <w:tr>
+        <w:trPr>
+          <w:trHeight w:val="300"/>
+        </w:trPr>
+        <w:tc>
+          <w:tcPr>
+            <w:tcW w:w="1580" w:type="dxa"/>
+            <w:tcBorders>
+              <w:top w:val="nil"/>
+              <w:left w:val="single" w:sz="4" w:space="0" w:color="auto"/>
+              <w:bottom w:val="single" w:sz="4" w:space="0" w:color="auto"/>
+              <w:right w:val="single" w:sz="4" w:space="0" w:color="auto"/>
+            </w:tcBorders>
+            <w:shd w:val="clear" w:color="000000" w:fill="FFFF00"/>
+            <w:noWrap/>
+            <w:vAlign w:val="bottom"/>
+            <w:hideMark/>
+          </w:tcPr>
+          <w:p>
+            <w:pPr>
+              <w:spacing w:after="0" w:line="240" w:lineRule="auto"/>
+              <w:rPr>
+                <w:rFonts w:asciiTheme="majorHAnsi" w:eastAsia="Times New Roman" w:hAnsiTheme="majorHAnsi" w:cstheme="majorHAnsi"/>
+                <w:color w:val="000000"/>
+                <w:sz w:val="23"/>
+                <w:szCs w:val="23"/>
+                <w:lang w:val="en-AE" w:eastAsia="en-AE"/>
+              </w:rPr>
+            </w:pPr>
+            <w:r>
+              <w:rPr>
+                <w:rFonts w:asciiTheme="majorHAnsi" w:eastAsia="Times New Roman" w:hAnsiTheme="majorHAnsi" w:cstheme="majorHAnsi"/>
+                <w:color w:val="000000"/>
+                <w:sz w:val="23"/>
+                <w:szCs w:val="23"/>
+                <w:lang w:val="en-AE" w:eastAsia="en-AE"/>
+              </w:rPr>
+              <w:t>10.224.1.111</w:t>
+            </w:r>
+          </w:p>
+        </w:tc>
+        <w:tc>
+          <w:tcPr>
+            <w:tcW w:w="1959" w:type="dxa"/>
+            <w:tcBorders>
+              <w:top w:val="nil"/>
+              <w:left w:val="nil"/>
+              <w:bottom w:val="single" w:sz="4" w:space="0" w:color="auto"/>
+              <w:right w:val="single" w:sz="4" w:space="0" w:color="auto"/>
+            </w:tcBorders>
+            <w:shd w:val="clear" w:color="000000" w:fill="FFFF00"/>
+            <w:noWrap/>
+            <w:vAlign w:val="bottom"/>
+            <w:hideMark/>
+          </w:tcPr>
+          <w:p>
+            <w:pPr>
+              <w:spacing w:after="0" w:line="240" w:lineRule="auto"/>
+              <w:jc w:val="right"/>
+              <w:rPr>
+                <w:rFonts w:asciiTheme="majorHAnsi" w:eastAsia="Times New Roman" w:hAnsiTheme="majorHAnsi" w:cstheme="majorHAnsi"/>
+                <w:color w:val="000000"/>
+                <w:sz w:val="23"/>
+                <w:szCs w:val="23"/>
+                <w:lang w:val="en-AE" w:eastAsia="en-AE"/>
+              </w:rPr>
+            </w:pPr>
+            <w:r>
+              <w:rPr>
+                <w:rFonts w:asciiTheme="majorHAnsi" w:eastAsia="Times New Roman" w:hAnsiTheme="majorHAnsi" w:cstheme="majorHAnsi"/>
+                <w:color w:val="000000"/>
+                <w:sz w:val="23"/>
+                <w:szCs w:val="23"/>
+                <w:lang w:val="en-AE" w:eastAsia="en-AE"/>
+              </w:rPr>
+              <w:t>2</w:t>
+            </w:r>
+          </w:p>
+        </w:tc>
+        <w:tc>
+          <w:tcPr>
+            <w:tcW w:w="1559" w:type="dxa"/>
+            <w:tcBorders>
+              <w:top w:val="nil"/>
+              <w:left w:val="nil"/>
+              <w:bottom w:val="single" w:sz="4" w:space="0" w:color="auto"/>
+              <w:right w:val="single" w:sz="4" w:space="0" w:color="auto"/>
+            </w:tcBorders>
+            <w:shd w:val="clear" w:color="000000" w:fill="FFFF00"/>
+            <w:noWrap/>
+            <w:vAlign w:val="bottom"/>
+            <w:hideMark/>
+          </w:tcPr>
+          <w:p>
+            <w:pPr>
+              <w:spacing w:after="0" w:line="240" w:lineRule="auto"/>
+              <w:jc w:val="right"/>
+              <w:rPr>
+                <w:rFonts w:asciiTheme="majorHAnsi" w:eastAsia="Times New Roman" w:hAnsiTheme="majorHAnsi" w:cstheme="majorHAnsi"/>
+                <w:color w:val="000000"/>
+                <w:sz w:val="23"/>
+                <w:szCs w:val="23"/>
+                <w:lang w:val="en-AE" w:eastAsia="en-AE"/>
+              </w:rPr>
+            </w:pPr>
+            <w:r>
+              <w:rPr>
+                <w:rFonts w:asciiTheme="majorHAnsi" w:eastAsia="Times New Roman" w:hAnsiTheme="majorHAnsi" w:cstheme="majorHAnsi"/>
+                <w:color w:val="000000"/>
+                <w:sz w:val="23"/>
+                <w:szCs w:val="23"/>
+                <w:lang w:val="en-AE" w:eastAsia="en-AE"/>
+              </w:rPr>
+              <w:t>4</w:t>
+            </w:r>
+          </w:p>
+        </w:tc>
+        <w:tc>
+          <w:tcPr>
+            <w:tcW w:w="2268" w:type="dxa"/>
+            <w:tcBorders>
+              <w:top w:val="nil"/>
+              <w:left w:val="nil"/>
+              <w:bottom w:val="single" w:sz="4" w:space="0" w:color="auto"/>
+              <w:right w:val="single" w:sz="4" w:space="0" w:color="auto"/>
+            </w:tcBorders>
+            <w:shd w:val="clear" w:color="000000" w:fill="FFFF00"/>
+            <w:noWrap/>
+            <w:vAlign w:val="bottom"/>
+            <w:hideMark/>
+          </w:tcPr>
+          <w:p>
+            <w:pPr>
+              <w:spacing w:after="0" w:line="240" w:lineRule="auto"/>
+              <w:rPr>
+                <w:rFonts w:asciiTheme="majorHAnsi" w:eastAsia="Times New Roman" w:hAnsiTheme="majorHAnsi" w:cstheme="majorHAnsi"/>
+                <w:color w:val="000000"/>
+                <w:sz w:val="23"/>
+                <w:szCs w:val="23"/>
+                <w:lang w:val="en-AE" w:eastAsia="en-AE"/>
+              </w:rPr>
+            </w:pPr>
+            <w:r>
+              <w:rPr>
+                <w:rFonts w:asciiTheme="majorHAnsi" w:eastAsia="Times New Roman" w:hAnsiTheme="majorHAnsi" w:cstheme="majorHAnsi"/>
+                <w:color w:val="000000"/>
+                <w:sz w:val="23"/>
+                <w:szCs w:val="23"/>
+                <w:lang w:val="en-AE" w:eastAsia="en-AE"/>
+              </w:rPr>
+              <w:t>Windows Server 2012</w:t>
+            </w:r>
+          </w:p>
+        </w:tc>
+        <w:tc>
+          <w:tcPr>
+            <w:tcW w:w="2835" w:type="dxa"/>
+            <w:tcBorders>
+              <w:top w:val="nil"/>
+              <w:left w:val="nil"/>
+              <w:bottom w:val="single" w:sz="4" w:space="0" w:color="auto"/>
+              <w:right w:val="single" w:sz="4" w:space="0" w:color="auto"/>
+            </w:tcBorders>
+            <w:shd w:val="clear" w:color="000000" w:fill="FFFF00"/>
+            <w:noWrap/>
+            <w:vAlign w:val="bottom"/>
+            <w:hideMark/>
+          </w:tcPr>
+          <w:p>
+            <w:pPr>
+              <w:spacing w:after="0" w:line="240" w:lineRule="auto"/>
+              <w:rPr>
+                <w:rFonts w:asciiTheme="majorHAnsi" w:eastAsia="Times New Roman" w:hAnsiTheme="majorHAnsi" w:cstheme="majorHAnsi"/>
+                <w:color w:val="000000"/>
+                <w:sz w:val="23"/>
+                <w:szCs w:val="23"/>
+                <w:lang w:val="en-AE" w:eastAsia="en-AE"/>
+              </w:rPr>
+            </w:pPr>
+            <w:r>
+              <w:rPr>
+                <w:rFonts w:asciiTheme="majorHAnsi" w:eastAsia="Times New Roman" w:hAnsiTheme="majorHAnsi" w:cstheme="majorHAnsi"/>
+                <w:color w:val="000000"/>
+                <w:sz w:val="23"/>
+                <w:szCs w:val="23"/>
+                <w:lang w:val="en-AE" w:eastAsia="en-AE"/>
+              </w:rPr>
+              <w:t>65 GB + 20 GB</w:t>
+            </w:r>
+          </w:p>
+        </w:tc>
+      </w:tr>
+    </w:tbl>
+    <w:p>
+      <w:pPr>
+        <w:pStyle w:val="ListBullet"/>
+        <w:numPr>
+          <w:ilvl w:val="0"/>
+          <w:numId w:val="0"/>
+        </w:numPr>
+        <w:spacing w:after="80"/>
+        <w:ind w:left="360"/>
+        <w:rPr>
+          <w:rFonts w:asciiTheme="majorHAnsi" w:hAnsiTheme="majorHAnsi" w:cstheme="majorHAnsi"/>
+          <w:sz w:val="23"/>
+          <w:szCs w:val="23"/>
+        </w:rPr>
+      </w:pPr>
+    </w:p>
+    <w:p>
+      <w:pPr>
+        <w:rPr>
+          <w:rFonts w:asciiTheme="majorHAnsi" w:hAnsiTheme="majorHAnsi" w:cstheme="majorHAnsi"/>
+          <w:sz w:val="23"/>
+          <w:szCs w:val="23"/>
+        </w:rPr>
+      </w:pPr>
       <w:r>
+        <w:rPr>
+          <w:rFonts w:asciiTheme="majorHAnsi" w:hAnsiTheme="majorHAnsi" w:cstheme="majorHAnsi"/>
+          <w:sz w:val="23"/>
+          <w:szCs w:val="23"/>
+        </w:rPr>
         <w:br w:type="page"/>
       </w:r>
     </w:p>
     <w:p>
       <w:pPr>
         <w:pStyle w:val="Heading1"/>
+        <w:rPr>
+          <w:rFonts w:cstheme="majorHAnsi"/>
+          <w:sz w:val="23"/>
+          <w:szCs w:val="23"/>
+        </w:rPr>
       </w:pPr>
       <w:bookmarkStart w:id="5" w:name="section_6"/>
       <w:r>
+        <w:rPr>
+          <w:rFonts w:cstheme="majorHAnsi"/>
+          <w:sz w:val="23"/>
+          <w:szCs w:val="23"/>
+        </w:rPr>
         <w:lastRenderedPageBreak/>
         <w:t>6. Option comparison</w:t>
       </w:r>
@@ -2439,12 +4329,19 @@
           <w:p>
             <w:pPr>
               <w:spacing w:after="20"/>
+              <w:rPr>
+                <w:rFonts w:asciiTheme="majorHAnsi" w:hAnsiTheme="majorHAnsi" w:cstheme="majorHAnsi"/>
+                <w:sz w:val="23"/>
+                <w:szCs w:val="23"/>
+              </w:rPr>
             </w:pPr>
             <w:r>
               <w:rPr>
+                <w:rFonts w:asciiTheme="majorHAnsi" w:hAnsiTheme="majorHAnsi" w:cstheme="majorHAnsi"/>
                 <w:b/>
                 <w:color w:val="FFFFFF"/>
-                <w:sz w:val="18"/>
+                <w:sz w:val="23"/>
+                <w:szCs w:val="23"/>
               </w:rPr>
               <w:t>Decision point</w:t>
             </w:r>
@@ -2465,12 +4362,19 @@
           <w:p>
             <w:pPr>
               <w:spacing w:after="20"/>
+              <w:rPr>
+                <w:rFonts w:asciiTheme="majorHAnsi" w:hAnsiTheme="majorHAnsi" w:cstheme="majorHAnsi"/>
+                <w:sz w:val="23"/>
+                <w:szCs w:val="23"/>
+              </w:rPr>
             </w:pPr>
             <w:r>
               <w:rPr>
+                <w:rFonts w:asciiTheme="majorHAnsi" w:hAnsiTheme="majorHAnsi" w:cstheme="majorHAnsi"/>
                 <w:b/>
                 <w:color w:val="FFFFFF"/>
-                <w:sz w:val="18"/>
+                <w:sz w:val="23"/>
+                <w:szCs w:val="23"/>
               </w:rPr>
               <w:t>Option 1</w:t>
             </w:r>
@@ -2491,12 +4395,19 @@
           <w:p>
             <w:pPr>
               <w:spacing w:after="20"/>
+              <w:rPr>
+                <w:rFonts w:asciiTheme="majorHAnsi" w:hAnsiTheme="majorHAnsi" w:cstheme="majorHAnsi"/>
+                <w:sz w:val="23"/>
+                <w:szCs w:val="23"/>
+              </w:rPr>
             </w:pPr>
             <w:r>
               <w:rPr>
+                <w:rFonts w:asciiTheme="majorHAnsi" w:hAnsiTheme="majorHAnsi" w:cstheme="majorHAnsi"/>
                 <w:b/>
                 <w:color w:val="FFFFFF"/>
-                <w:sz w:val="18"/>
+                <w:sz w:val="23"/>
+                <w:szCs w:val="23"/>
               </w:rPr>
               <w:t>Option 2</w:t>
             </w:r>
@@ -2518,10 +4429,17 @@
           <w:p>
             <w:pPr>
               <w:spacing w:after="20"/>
+              <w:rPr>
+                <w:rFonts w:asciiTheme="majorHAnsi" w:hAnsiTheme="majorHAnsi" w:cstheme="majorHAnsi"/>
+                <w:sz w:val="23"/>
+                <w:szCs w:val="23"/>
+              </w:rPr>
             </w:pPr>
             <w:r>
               <w:rPr>
-                <w:sz w:val="18"/>
+                <w:rFonts w:asciiTheme="majorHAnsi" w:hAnsiTheme="majorHAnsi" w:cstheme="majorHAnsi"/>
+                <w:sz w:val="23"/>
+                <w:szCs w:val="23"/>
               </w:rPr>
               <w:t>Application servers</w:t>
             </w:r>
@@ -2541,10 +4459,17 @@
           <w:p>
             <w:pPr>
               <w:spacing w:after="20"/>
+              <w:rPr>
+                <w:rFonts w:asciiTheme="majorHAnsi" w:hAnsiTheme="majorHAnsi" w:cstheme="majorHAnsi"/>
+                <w:sz w:val="23"/>
+                <w:szCs w:val="23"/>
+              </w:rPr>
             </w:pPr>
             <w:r>
               <w:rPr>
-                <w:sz w:val="18"/>
+                <w:rFonts w:asciiTheme="majorHAnsi" w:hAnsiTheme="majorHAnsi" w:cstheme="majorHAnsi"/>
+                <w:sz w:val="23"/>
+                <w:szCs w:val="23"/>
               </w:rPr>
               <w:t>2 existing servers</w:t>
             </w:r>
@@ -2564,12 +4489,19 @@
           <w:p>
             <w:pPr>
               <w:spacing w:after="20"/>
+              <w:rPr>
+                <w:rFonts w:asciiTheme="majorHAnsi" w:hAnsiTheme="majorHAnsi" w:cstheme="majorHAnsi"/>
+                <w:sz w:val="23"/>
+                <w:szCs w:val="23"/>
+              </w:rPr>
             </w:pPr>
             <w:r>
               <w:rPr>
-                <w:sz w:val="18"/>
-              </w:rPr>
-              <w:t>3; SMS host reused as App Server 3</w:t>
+                <w:rFonts w:asciiTheme="majorHAnsi" w:hAnsiTheme="majorHAnsi" w:cstheme="majorHAnsi"/>
+                <w:sz w:val="23"/>
+                <w:szCs w:val="23"/>
+              </w:rPr>
+              <w:t>3; SMS host shared as App Server 3 and SMS Notification server</w:t>
             </w:r>
           </w:p>
         </w:tc>
@@ -2590,10 +4522,17 @@
           <w:p>
             <w:pPr>
               <w:spacing w:after="20"/>
+              <w:rPr>
+                <w:rFonts w:asciiTheme="majorHAnsi" w:hAnsiTheme="majorHAnsi" w:cstheme="majorHAnsi"/>
+                <w:sz w:val="23"/>
+                <w:szCs w:val="23"/>
+              </w:rPr>
             </w:pPr>
             <w:r>
               <w:rPr>
-                <w:sz w:val="18"/>
+                <w:rFonts w:asciiTheme="majorHAnsi" w:hAnsiTheme="majorHAnsi" w:cstheme="majorHAnsi"/>
+                <w:sz w:val="23"/>
+                <w:szCs w:val="23"/>
               </w:rPr>
               <w:t>Total IIS hostings</w:t>
             </w:r>
@@ -2614,10 +4553,17 @@
           <w:p>
             <w:pPr>
               <w:spacing w:after="20"/>
+              <w:rPr>
+                <w:rFonts w:asciiTheme="majorHAnsi" w:hAnsiTheme="majorHAnsi" w:cstheme="majorHAnsi"/>
+                <w:sz w:val="23"/>
+                <w:szCs w:val="23"/>
+              </w:rPr>
             </w:pPr>
             <w:r>
               <w:rPr>
-                <w:sz w:val="18"/>
+                <w:rFonts w:asciiTheme="majorHAnsi" w:hAnsiTheme="majorHAnsi" w:cstheme="majorHAnsi"/>
+                <w:sz w:val="23"/>
+                <w:szCs w:val="23"/>
               </w:rPr>
               <w:t>4 (2 per app server)</w:t>
             </w:r>
@@ -2638,10 +4584,17 @@
           <w:p>
             <w:pPr>
               <w:spacing w:after="20"/>
+              <w:rPr>
+                <w:rFonts w:asciiTheme="majorHAnsi" w:hAnsiTheme="majorHAnsi" w:cstheme="majorHAnsi"/>
+                <w:sz w:val="23"/>
+                <w:szCs w:val="23"/>
+              </w:rPr>
             </w:pPr>
             <w:r>
               <w:rPr>
-                <w:sz w:val="18"/>
+                <w:rFonts w:asciiTheme="majorHAnsi" w:hAnsiTheme="majorHAnsi" w:cstheme="majorHAnsi"/>
+                <w:sz w:val="23"/>
+                <w:szCs w:val="23"/>
               </w:rPr>
               <w:t>6 (2 per app server)</w:t>
             </w:r>
@@ -2663,10 +4616,17 @@
           <w:p>
             <w:pPr>
               <w:spacing w:after="20"/>
+              <w:rPr>
+                <w:rFonts w:asciiTheme="majorHAnsi" w:hAnsiTheme="majorHAnsi" w:cstheme="majorHAnsi"/>
+                <w:sz w:val="23"/>
+                <w:szCs w:val="23"/>
+              </w:rPr>
             </w:pPr>
             <w:r>
               <w:rPr>
-                <w:sz w:val="18"/>
+                <w:rFonts w:asciiTheme="majorHAnsi" w:hAnsiTheme="majorHAnsi" w:cstheme="majorHAnsi"/>
+                <w:sz w:val="23"/>
+                <w:szCs w:val="23"/>
               </w:rPr>
               <w:t>Hosting ports per app server</w:t>
             </w:r>
@@ -2686,10 +4646,17 @@
           <w:p>
             <w:pPr>
               <w:spacing w:after="20"/>
+              <w:rPr>
+                <w:rFonts w:asciiTheme="majorHAnsi" w:hAnsiTheme="majorHAnsi" w:cstheme="majorHAnsi"/>
+                <w:sz w:val="23"/>
+                <w:szCs w:val="23"/>
+              </w:rPr>
             </w:pPr>
             <w:r>
               <w:rPr>
-                <w:sz w:val="18"/>
+                <w:rFonts w:asciiTheme="majorHAnsi" w:hAnsiTheme="majorHAnsi" w:cstheme="majorHAnsi"/>
+                <w:sz w:val="23"/>
+                <w:szCs w:val="23"/>
               </w:rPr>
               <w:t>80 existing + 81 new</w:t>
             </w:r>
@@ -2709,10 +4676,17 @@
           <w:p>
             <w:pPr>
               <w:spacing w:after="20"/>
+              <w:rPr>
+                <w:rFonts w:asciiTheme="majorHAnsi" w:hAnsiTheme="majorHAnsi" w:cstheme="majorHAnsi"/>
+                <w:sz w:val="23"/>
+                <w:szCs w:val="23"/>
+              </w:rPr>
             </w:pPr>
             <w:r>
               <w:rPr>
-                <w:sz w:val="18"/>
+                <w:rFonts w:asciiTheme="majorHAnsi" w:hAnsiTheme="majorHAnsi" w:cstheme="majorHAnsi"/>
+                <w:sz w:val="23"/>
+                <w:szCs w:val="23"/>
               </w:rPr>
               <w:t>80 available/existing + 81 new</w:t>
             </w:r>
@@ -2735,10 +4709,17 @@
           <w:p>
             <w:pPr>
               <w:spacing w:after="20"/>
+              <w:rPr>
+                <w:rFonts w:asciiTheme="majorHAnsi" w:hAnsiTheme="majorHAnsi" w:cstheme="majorHAnsi"/>
+                <w:sz w:val="23"/>
+                <w:szCs w:val="23"/>
+              </w:rPr>
             </w:pPr>
             <w:r>
               <w:rPr>
-                <w:sz w:val="18"/>
+                <w:rFonts w:asciiTheme="majorHAnsi" w:hAnsiTheme="majorHAnsi" w:cstheme="majorHAnsi"/>
+                <w:sz w:val="23"/>
+                <w:szCs w:val="23"/>
               </w:rPr>
               <w:t>Notification-role servers</w:t>
             </w:r>
@@ -2759,10 +4740,17 @@
           <w:p>
             <w:pPr>
               <w:spacing w:after="20"/>
+              <w:rPr>
+                <w:rFonts w:asciiTheme="majorHAnsi" w:hAnsiTheme="majorHAnsi" w:cstheme="majorHAnsi"/>
+                <w:sz w:val="23"/>
+                <w:szCs w:val="23"/>
+              </w:rPr>
             </w:pPr>
             <w:r>
               <w:rPr>
-                <w:sz w:val="18"/>
+                <w:rFonts w:asciiTheme="majorHAnsi" w:hAnsiTheme="majorHAnsi" w:cstheme="majorHAnsi"/>
+                <w:sz w:val="23"/>
+                <w:szCs w:val="23"/>
               </w:rPr>
               <w:t>3 retained, including SMS host</w:t>
             </w:r>
@@ -2783,12 +4771,19 @@
           <w:p>
             <w:pPr>
               <w:spacing w:after="20"/>
+              <w:rPr>
+                <w:rFonts w:asciiTheme="majorHAnsi" w:hAnsiTheme="majorHAnsi" w:cstheme="majorHAnsi"/>
+                <w:sz w:val="23"/>
+                <w:szCs w:val="23"/>
+              </w:rPr>
             </w:pPr>
             <w:r>
               <w:rPr>
-                <w:sz w:val="18"/>
-              </w:rPr>
-              <w:t>2 retained; SMS host repurposed</w:t>
+                <w:rFonts w:asciiTheme="majorHAnsi" w:hAnsiTheme="majorHAnsi" w:cstheme="majorHAnsi"/>
+                <w:sz w:val="23"/>
+                <w:szCs w:val="23"/>
+              </w:rPr>
+              <w:t>3 notification roles; SMS host also App Server 3</w:t>
             </w:r>
           </w:p>
         </w:tc>
@@ -2808,10 +4803,17 @@
           <w:p>
             <w:pPr>
               <w:spacing w:after="20"/>
+              <w:rPr>
+                <w:rFonts w:asciiTheme="majorHAnsi" w:hAnsiTheme="majorHAnsi" w:cstheme="majorHAnsi"/>
+                <w:sz w:val="23"/>
+                <w:szCs w:val="23"/>
+              </w:rPr>
             </w:pPr>
             <w:r>
               <w:rPr>
-                <w:sz w:val="18"/>
+                <w:rFonts w:asciiTheme="majorHAnsi" w:hAnsiTheme="majorHAnsi" w:cstheme="majorHAnsi"/>
+                <w:sz w:val="23"/>
+                <w:szCs w:val="23"/>
               </w:rPr>
               <w:t>New physical hardware</w:t>
             </w:r>
@@ -2831,10 +4833,17 @@
           <w:p>
             <w:pPr>
               <w:spacing w:after="20"/>
+              <w:rPr>
+                <w:rFonts w:asciiTheme="majorHAnsi" w:hAnsiTheme="majorHAnsi" w:cstheme="majorHAnsi"/>
+                <w:sz w:val="23"/>
+                <w:szCs w:val="23"/>
+              </w:rPr>
             </w:pPr>
             <w:r>
               <w:rPr>
-                <w:sz w:val="18"/>
+                <w:rFonts w:asciiTheme="majorHAnsi" w:hAnsiTheme="majorHAnsi" w:cstheme="majorHAnsi"/>
+                <w:sz w:val="23"/>
+                <w:szCs w:val="23"/>
               </w:rPr>
               <w:t>None proposed</w:t>
             </w:r>
@@ -2854,12 +4863,19 @@
           <w:p>
             <w:pPr>
               <w:spacing w:after="20"/>
+              <w:rPr>
+                <w:rFonts w:asciiTheme="majorHAnsi" w:hAnsiTheme="majorHAnsi" w:cstheme="majorHAnsi"/>
+                <w:sz w:val="23"/>
+                <w:szCs w:val="23"/>
+              </w:rPr>
             </w:pPr>
             <w:r>
               <w:rPr>
-                <w:sz w:val="18"/>
-              </w:rPr>
-              <w:t>None proposed</w:t>
+                <w:rFonts w:asciiTheme="majorHAnsi" w:hAnsiTheme="majorHAnsi" w:cstheme="majorHAnsi"/>
+                <w:sz w:val="23"/>
+                <w:szCs w:val="23"/>
+              </w:rPr>
+              <w:t>No new server; SMS host capacity upgrade required</w:t>
             </w:r>
           </w:p>
         </w:tc>
@@ -2880,10 +4896,17 @@
           <w:p>
             <w:pPr>
               <w:spacing w:after="20"/>
+              <w:rPr>
+                <w:rFonts w:asciiTheme="majorHAnsi" w:hAnsiTheme="majorHAnsi" w:cstheme="majorHAnsi"/>
+                <w:sz w:val="23"/>
+                <w:szCs w:val="23"/>
+              </w:rPr>
             </w:pPr>
             <w:r>
               <w:rPr>
-                <w:sz w:val="18"/>
+                <w:rFonts w:asciiTheme="majorHAnsi" w:hAnsiTheme="majorHAnsi" w:cstheme="majorHAnsi"/>
+                <w:sz w:val="23"/>
+                <w:szCs w:val="23"/>
               </w:rPr>
               <w:t>Citrix VIP</w:t>
             </w:r>
@@ -2904,10 +4927,17 @@
           <w:p>
             <w:pPr>
               <w:spacing w:after="20"/>
+              <w:rPr>
+                <w:rFonts w:asciiTheme="majorHAnsi" w:hAnsiTheme="majorHAnsi" w:cstheme="majorHAnsi"/>
+                <w:sz w:val="23"/>
+                <w:szCs w:val="23"/>
+              </w:rPr>
             </w:pPr>
             <w:r>
               <w:rPr>
-                <w:sz w:val="18"/>
+                <w:rFonts w:asciiTheme="majorHAnsi" w:hAnsiTheme="majorHAnsi" w:cstheme="majorHAnsi"/>
+                <w:sz w:val="23"/>
+                <w:szCs w:val="23"/>
               </w:rPr>
               <w:t>10.224.2.111</w:t>
             </w:r>
@@ -2928,10 +4958,17 @@
           <w:p>
             <w:pPr>
               <w:spacing w:after="20"/>
+              <w:rPr>
+                <w:rFonts w:asciiTheme="majorHAnsi" w:hAnsiTheme="majorHAnsi" w:cstheme="majorHAnsi"/>
+                <w:sz w:val="23"/>
+                <w:szCs w:val="23"/>
+              </w:rPr>
             </w:pPr>
             <w:r>
               <w:rPr>
-                <w:sz w:val="18"/>
+                <w:rFonts w:asciiTheme="majorHAnsi" w:hAnsiTheme="majorHAnsi" w:cstheme="majorHAnsi"/>
+                <w:sz w:val="23"/>
+                <w:szCs w:val="23"/>
               </w:rPr>
               <w:t>10.224.2.111</w:t>
             </w:r>
@@ -2953,10 +4990,17 @@
           <w:p>
             <w:pPr>
               <w:spacing w:after="20"/>
+              <w:rPr>
+                <w:rFonts w:asciiTheme="majorHAnsi" w:hAnsiTheme="majorHAnsi" w:cstheme="majorHAnsi"/>
+                <w:sz w:val="23"/>
+                <w:szCs w:val="23"/>
+              </w:rPr>
             </w:pPr>
             <w:r>
               <w:rPr>
-                <w:sz w:val="18"/>
+                <w:rFonts w:asciiTheme="majorHAnsi" w:hAnsiTheme="majorHAnsi" w:cstheme="majorHAnsi"/>
+                <w:sz w:val="23"/>
+                <w:szCs w:val="23"/>
               </w:rPr>
               <w:t>Primary trade-off</w:t>
             </w:r>
@@ -2976,10 +5020,17 @@
           <w:p>
             <w:pPr>
               <w:spacing w:after="20"/>
+              <w:rPr>
+                <w:rFonts w:asciiTheme="majorHAnsi" w:hAnsiTheme="majorHAnsi" w:cstheme="majorHAnsi"/>
+                <w:sz w:val="23"/>
+                <w:szCs w:val="23"/>
+              </w:rPr>
             </w:pPr>
             <w:r>
               <w:rPr>
-                <w:sz w:val="18"/>
+                <w:rFonts w:asciiTheme="majorHAnsi" w:hAnsiTheme="majorHAnsi" w:cstheme="majorHAnsi"/>
+                <w:sz w:val="23"/>
+                <w:szCs w:val="23"/>
               </w:rPr>
               <w:t>More hostings on the current application tier</w:t>
             </w:r>
@@ -2999,12 +5050,19 @@
           <w:p>
             <w:pPr>
               <w:spacing w:after="20"/>
+              <w:rPr>
+                <w:rFonts w:asciiTheme="majorHAnsi" w:hAnsiTheme="majorHAnsi" w:cstheme="majorHAnsi"/>
+                <w:sz w:val="23"/>
+                <w:szCs w:val="23"/>
+              </w:rPr>
             </w:pPr>
             <w:r>
               <w:rPr>
-                <w:sz w:val="18"/>
-              </w:rPr>
-              <w:t>More hosting distribution; validate role migration and host readiness</w:t>
+                <w:rFonts w:asciiTheme="majorHAnsi" w:hAnsiTheme="majorHAnsi" w:cstheme="majorHAnsi"/>
+                <w:sz w:val="23"/>
+                <w:szCs w:val="23"/>
+              </w:rPr>
+              <w:t>More hosting distribution; scale up the SMS host for its combined application and notification roles</w:t>
             </w:r>
           </w:p>
         </w:tc>
@@ -3013,6 +5071,11 @@
     <w:p>
       <w:pPr>
         <w:spacing w:after="20"/>
+        <w:rPr>
+          <w:rFonts w:asciiTheme="majorHAnsi" w:hAnsiTheme="majorHAnsi" w:cstheme="majorHAnsi"/>
+          <w:sz w:val="23"/>
+          <w:szCs w:val="23"/>
+        </w:rPr>
       </w:pPr>
     </w:p>
     <w:tbl>
@@ -3046,16 +5109,47 @@
           <w:p>
             <w:pPr>
               <w:spacing w:after="0"/>
+              <w:rPr>
+                <w:rFonts w:asciiTheme="majorHAnsi" w:hAnsiTheme="majorHAnsi" w:cstheme="majorHAnsi"/>
+                <w:sz w:val="23"/>
+                <w:szCs w:val="23"/>
+              </w:rPr>
             </w:pPr>
             <w:r>
               <w:rPr>
+                <w:rFonts w:asciiTheme="majorHAnsi" w:hAnsiTheme="majorHAnsi" w:cstheme="majorHAnsi"/>
                 <w:b/>
                 <w:color w:val="1769AA"/>
+                <w:sz w:val="23"/>
+                <w:szCs w:val="23"/>
               </w:rPr>
               <w:t xml:space="preserve">Selection: </w:t>
             </w:r>
             <w:r>
-              <w:t>The supplied information does not designate a preferred option. Selection should follow operational readiness, application compatibility, and capacity validation.</w:t>
+              <w:rPr>
+                <w:rFonts w:asciiTheme="majorHAnsi" w:hAnsiTheme="majorHAnsi" w:cstheme="majorHAnsi"/>
+                <w:sz w:val="23"/>
+                <w:szCs w:val="23"/>
+              </w:rPr>
+              <w:t xml:space="preserve">The supplied information does not designate </w:t>
+            </w:r>
+            <w:proofErr w:type="gramStart"/>
+            <w:r>
+              <w:rPr>
+                <w:rFonts w:asciiTheme="majorHAnsi" w:hAnsiTheme="majorHAnsi" w:cstheme="majorHAnsi"/>
+                <w:sz w:val="23"/>
+                <w:szCs w:val="23"/>
+              </w:rPr>
+              <w:t>a preferred</w:t>
+            </w:r>
+            <w:proofErr w:type="gramEnd"/>
+            <w:r>
+              <w:rPr>
+                <w:rFonts w:asciiTheme="majorHAnsi" w:hAnsiTheme="majorHAnsi" w:cstheme="majorHAnsi"/>
+                <w:sz w:val="23"/>
+                <w:szCs w:val="23"/>
+              </w:rPr>
+              <w:t xml:space="preserve"> option. Selection should follow operational readiness, application compatibility, and capacity validation.</w:t>
             </w:r>
           </w:p>
         </w:tc>
@@ -3064,18 +5158,38 @@
     <w:p>
       <w:pPr>
         <w:spacing w:after="20"/>
+        <w:rPr>
+          <w:rFonts w:asciiTheme="majorHAnsi" w:hAnsiTheme="majorHAnsi" w:cstheme="majorHAnsi"/>
+          <w:sz w:val="23"/>
+          <w:szCs w:val="23"/>
+        </w:rPr>
       </w:pPr>
     </w:p>
     <w:p>
       <w:pPr>
         <w:pStyle w:val="Heading1"/>
+        <w:rPr>
+          <w:rFonts w:cstheme="majorHAnsi"/>
+          <w:sz w:val="23"/>
+          <w:szCs w:val="23"/>
+        </w:rPr>
       </w:pPr>
       <w:bookmarkStart w:id="6" w:name="section_7"/>
       <w:r>
+        <w:rPr>
+          <w:rFonts w:cstheme="majorHAnsi"/>
+          <w:sz w:val="23"/>
+          <w:szCs w:val="23"/>
+        </w:rPr>
         <w:t xml:space="preserve">7. </w:t>
       </w:r>
       <w:bookmarkEnd w:id="6"/>
       <w:r>
+        <w:rPr>
+          <w:rFonts w:cstheme="majorHAnsi"/>
+          <w:sz w:val="23"/>
+          <w:szCs w:val="23"/>
+        </w:rPr>
         <w:t>Note</w:t>
       </w:r>
     </w:p>
@@ -3087,23 +5201,37 @@
           <w:numId w:val="12"/>
         </w:numPr>
         <w:spacing w:after="140" w:line="259" w:lineRule="auto"/>
+        <w:rPr>
+          <w:rFonts w:asciiTheme="majorHAnsi" w:hAnsiTheme="majorHAnsi" w:cstheme="majorHAnsi"/>
+          <w:sz w:val="23"/>
+          <w:szCs w:val="23"/>
+        </w:rPr>
       </w:pPr>
       <w:bookmarkStart w:id="7" w:name="section_8"/>
       <w:r>
-        <w:t xml:space="preserve">The SMS server is currently underutilized. Hence, Option 2 proposes </w:t>
-      </w:r>
-      <w:r>
-        <w:t>repurpose</w:t>
-      </w:r>
-      <w:r>
-        <w:t xml:space="preserve"> it as an application server.</w:t>
+        <w:rPr>
+          <w:rFonts w:asciiTheme="majorHAnsi" w:hAnsiTheme="majorHAnsi" w:cstheme="majorHAnsi"/>
+          <w:sz w:val="23"/>
+          <w:szCs w:val="23"/>
+        </w:rPr>
+        <w:t>The SMS server is currently underutilized. Hence, Option 2 proposes repurposing it as an application server + SMS server (Notification server).</w:t>
       </w:r>
     </w:p>
     <w:p>
       <w:pPr>
         <w:pStyle w:val="Heading1"/>
+        <w:rPr>
+          <w:rFonts w:cstheme="majorHAnsi"/>
+          <w:sz w:val="23"/>
+          <w:szCs w:val="23"/>
+        </w:rPr>
       </w:pPr>
       <w:r>
+        <w:rPr>
+          <w:rFonts w:cstheme="majorHAnsi"/>
+          <w:sz w:val="23"/>
+          <w:szCs w:val="23"/>
+        </w:rPr>
         <w:t>8. Assumptions and constraints</w:t>
       </w:r>
       <w:bookmarkEnd w:id="7"/>
@@ -3112,8 +5240,18 @@
       <w:pPr>
         <w:pStyle w:val="ListBullet"/>
         <w:spacing w:after="80"/>
+        <w:rPr>
+          <w:rFonts w:asciiTheme="majorHAnsi" w:hAnsiTheme="majorHAnsi" w:cstheme="majorHAnsi"/>
+          <w:sz w:val="23"/>
+          <w:szCs w:val="23"/>
+        </w:rPr>
       </w:pPr>
       <w:r>
+        <w:rPr>
+          <w:rFonts w:asciiTheme="majorHAnsi" w:hAnsiTheme="majorHAnsi" w:cstheme="majorHAnsi"/>
+          <w:sz w:val="23"/>
+          <w:szCs w:val="23"/>
+        </w:rPr>
         <w:t>Server names and IP addresses are reproduced from the supplied architecture; the database hostname was not provided.</w:t>
       </w:r>
     </w:p>
@@ -3121,8 +5259,18 @@
       <w:pPr>
         <w:pStyle w:val="ListBullet"/>
         <w:spacing w:after="80"/>
+        <w:rPr>
+          <w:rFonts w:asciiTheme="majorHAnsi" w:hAnsiTheme="majorHAnsi" w:cstheme="majorHAnsi"/>
+          <w:sz w:val="23"/>
+          <w:szCs w:val="23"/>
+        </w:rPr>
       </w:pPr>
       <w:r>
+        <w:rPr>
+          <w:rFonts w:asciiTheme="majorHAnsi" w:hAnsiTheme="majorHAnsi" w:cstheme="majorHAnsi"/>
+          <w:sz w:val="23"/>
+          <w:szCs w:val="23"/>
+        </w:rPr>
         <w:t>HTTP :80 is the existing/available hosting port, and HTTP :81 is the proposed new hosting port on each application server.</w:t>
       </w:r>
     </w:p>
@@ -3130,17 +5278,37 @@
       <w:pPr>
         <w:pStyle w:val="ListBullet"/>
         <w:spacing w:after="80"/>
+        <w:rPr>
+          <w:rFonts w:asciiTheme="majorHAnsi" w:hAnsiTheme="majorHAnsi" w:cstheme="majorHAnsi"/>
+          <w:sz w:val="23"/>
+          <w:szCs w:val="23"/>
+        </w:rPr>
       </w:pPr>
       <w:r>
-        <w:t>Option 2 reuses the existing SMS host; no new physical node is added. The SMS host leaves the notification role, leaving Notification Server 2 and Notification Server 3.</w:t>
+        <w:rPr>
+          <w:rFonts w:asciiTheme="majorHAnsi" w:hAnsiTheme="majorHAnsi" w:cstheme="majorHAnsi"/>
+          <w:sz w:val="23"/>
+          <w:szCs w:val="23"/>
+        </w:rPr>
+        <w:t>Option 2 reuses the existing SMS host; no new physical node is added. The SMS host serves as App Server 3 and continues SMS notifications, alongside Notification Server 2 and Notification Server 3.</w:t>
       </w:r>
     </w:p>
     <w:p>
       <w:pPr>
         <w:pStyle w:val="ListBullet"/>
         <w:spacing w:after="80"/>
+        <w:rPr>
+          <w:rFonts w:asciiTheme="majorHAnsi" w:hAnsiTheme="majorHAnsi" w:cstheme="majorHAnsi"/>
+          <w:sz w:val="23"/>
+          <w:szCs w:val="23"/>
+        </w:rPr>
       </w:pPr>
       <w:r>
+        <w:rPr>
+          <w:rFonts w:asciiTheme="majorHAnsi" w:hAnsiTheme="majorHAnsi" w:cstheme="majorHAnsi"/>
+          <w:sz w:val="23"/>
+          <w:szCs w:val="23"/>
+        </w:rPr>
         <w:t>Application servers and notification servers connect to DB Server 10.224.2.110.</w:t>
       </w:r>
     </w:p>
@@ -3148,8 +5316,18 @@
       <w:pPr>
         <w:pStyle w:val="ListBullet"/>
         <w:spacing w:after="80"/>
+        <w:rPr>
+          <w:rFonts w:asciiTheme="majorHAnsi" w:hAnsiTheme="majorHAnsi" w:cstheme="majorHAnsi"/>
+          <w:sz w:val="23"/>
+          <w:szCs w:val="23"/>
+        </w:rPr>
       </w:pPr>
       <w:r>
+        <w:rPr>
+          <w:rFonts w:asciiTheme="majorHAnsi" w:hAnsiTheme="majorHAnsi" w:cstheme="majorHAnsi"/>
+          <w:sz w:val="23"/>
+          <w:szCs w:val="23"/>
+        </w:rPr>
         <w:t>The reported Citrix limitation remains a constraint for both options; topology changes alone are not a verified fix for HTTP 503 health-based routing.</w:t>
       </w:r>
     </w:p>
@@ -3157,9 +5335,20 @@
       <w:pPr>
         <w:pStyle w:val="ListBullet"/>
         <w:spacing w:after="80"/>
+        <w:rPr>
+          <w:rFonts w:asciiTheme="majorHAnsi" w:hAnsiTheme="majorHAnsi" w:cstheme="majorHAnsi"/>
+          <w:sz w:val="23"/>
+          <w:szCs w:val="23"/>
+        </w:rPr>
       </w:pPr>
       <w:r>
-        <w:t>RAM and worker-process utilization were reported normal; this does not establish that all other application or resource conditions were normal.</w:t>
+        <w:rPr>
+          <w:rFonts w:asciiTheme="majorHAnsi" w:hAnsiTheme="majorHAnsi" w:cstheme="majorHAnsi"/>
+          <w:sz w:val="23"/>
+          <w:szCs w:val="23"/>
+        </w:rPr>
+        <w:lastRenderedPageBreak/>
+        <w:t>RAM and CPU utilization were reported normal; this does not establish that all other application or resource conditions were normal.</w:t>
       </w:r>
     </w:p>
     <w:tbl>
@@ -3193,15 +5382,28 @@
           <w:p>
             <w:pPr>
               <w:spacing w:after="0"/>
+              <w:rPr>
+                <w:rFonts w:asciiTheme="majorHAnsi" w:hAnsiTheme="majorHAnsi" w:cstheme="majorHAnsi"/>
+                <w:sz w:val="23"/>
+                <w:szCs w:val="23"/>
+              </w:rPr>
             </w:pPr>
             <w:r>
               <w:rPr>
+                <w:rFonts w:asciiTheme="majorHAnsi" w:hAnsiTheme="majorHAnsi" w:cstheme="majorHAnsi"/>
                 <w:b/>
                 <w:color w:val="1769AA"/>
+                <w:sz w:val="23"/>
+                <w:szCs w:val="23"/>
               </w:rPr>
               <w:t xml:space="preserve">End of document: </w:t>
             </w:r>
             <w:r>
+              <w:rPr>
+                <w:rFonts w:asciiTheme="majorHAnsi" w:hAnsiTheme="majorHAnsi" w:cstheme="majorHAnsi"/>
+                <w:sz w:val="23"/>
+                <w:szCs w:val="23"/>
+              </w:rPr>
               <w:t>This design captures the current state and two alternatives for review. Final implementation details and option approval remain subject to infrastructure and application-owner validation.</w:t>
             </w:r>
           </w:p>
@@ -3211,6 +5413,11 @@
     <w:p>
       <w:pPr>
         <w:spacing w:after="20"/>
+        <w:rPr>
+          <w:rFonts w:asciiTheme="majorHAnsi" w:hAnsiTheme="majorHAnsi" w:cstheme="majorHAnsi"/>
+          <w:sz w:val="23"/>
+          <w:szCs w:val="23"/>
+        </w:rPr>
       </w:pPr>
     </w:p>
     <w:sectPr>
@@ -4455,6 +6662,7 @@
   <w:style w:type="character" w:default="1" w:styleId="DefaultParagraphFont">
     <w:name w:val="Default Paragraph Font"/>
     <w:uiPriority w:val="1"/>
+    <w:semiHidden/>
     <w:unhideWhenUsed/>
   </w:style>
   <w:style w:type="table" w:default="1" w:styleId="TableNormal">
